--- a/docs/SSU/Prikaz_radnika_trenutno_na_poslu.docx
+++ b/docs/SSU/Prikaz_radnika_trenutno_na_poslu.docx
@@ -7,13 +7,63 @@
         <w:spacing w:after="40" w:line="252" w:lineRule="auto"/>
         <w:jc w:val="center"/>
       </w:pPr>
+      <w:proofErr w:type="spellStart"/>
       <w:r>
         <w:rPr>
           <w:sz w:val="24"/>
           <w:szCs w:val="24"/>
         </w:rPr>
-        <w:t>Elektrotehnički fakultet Univerziteta u Beogradu</w:t>
-      </w:r>
+        <w:t>Elektrotehnički</w:t>
+      </w:r>
+      <w:proofErr w:type="spellEnd"/>
+      <w:r>
+        <w:rPr>
+          <w:sz w:val="24"/>
+          <w:szCs w:val="24"/>
+        </w:rPr>
+        <w:t xml:space="preserve"> </w:t>
+      </w:r>
+      <w:proofErr w:type="spellStart"/>
+      <w:r>
+        <w:rPr>
+          <w:sz w:val="24"/>
+          <w:szCs w:val="24"/>
+        </w:rPr>
+        <w:t>fakultet</w:t>
+      </w:r>
+      <w:proofErr w:type="spellEnd"/>
+      <w:r>
+        <w:rPr>
+          <w:sz w:val="24"/>
+          <w:szCs w:val="24"/>
+        </w:rPr>
+        <w:t xml:space="preserve"> </w:t>
+      </w:r>
+      <w:proofErr w:type="spellStart"/>
+      <w:r>
+        <w:rPr>
+          <w:sz w:val="24"/>
+          <w:szCs w:val="24"/>
+        </w:rPr>
+        <w:t>Univerziteta</w:t>
+      </w:r>
+      <w:proofErr w:type="spellEnd"/>
+      <w:r>
+        <w:rPr>
+          <w:sz w:val="24"/>
+          <w:szCs w:val="24"/>
+        </w:rPr>
+        <w:t xml:space="preserve"> u </w:t>
+      </w:r>
+      <w:proofErr w:type="spellStart"/>
+      <w:r>
+        <w:rPr>
+          <w:sz w:val="24"/>
+          <w:szCs w:val="24"/>
+        </w:rPr>
+        <w:t>Beogradu</w:t>
+      </w:r>
+      <w:proofErr w:type="spellEnd"/>
     </w:p>
     <w:p>
       <w:pPr>
@@ -25,8 +75,33 @@
           <w:sz w:val="24"/>
           <w:szCs w:val="24"/>
         </w:rPr>
-        <w:t>13S113PSI - Principi Softverskog inženjerstva</w:t>
-      </w:r>
+        <w:t xml:space="preserve">13S113PSI - Principi </w:t>
+      </w:r>
+      <w:proofErr w:type="spellStart"/>
+      <w:r>
+        <w:rPr>
+          <w:sz w:val="24"/>
+          <w:szCs w:val="24"/>
+        </w:rPr>
+        <w:t>Softverskog</w:t>
+      </w:r>
+      <w:proofErr w:type="spellEnd"/>
+      <w:r>
+        <w:rPr>
+          <w:sz w:val="24"/>
+          <w:szCs w:val="24"/>
+        </w:rPr>
+        <w:t xml:space="preserve"> </w:t>
+      </w:r>
+      <w:proofErr w:type="spellStart"/>
+      <w:r>
+        <w:rPr>
+          <w:sz w:val="24"/>
+          <w:szCs w:val="24"/>
+        </w:rPr>
+        <w:t>inženjerstva</w:t>
+      </w:r>
+      <w:proofErr w:type="spellEnd"/>
     </w:p>
     <w:p>
       <w:pPr>
@@ -43,6 +118,7 @@
         <w:spacing w:after="40" w:line="252" w:lineRule="auto"/>
         <w:jc w:val="center"/>
       </w:pPr>
+      <w:proofErr w:type="spellStart"/>
       <w:r>
         <w:rPr>
           <w:b/>
@@ -50,8 +126,29 @@
           <w:sz w:val="30"/>
           <w:szCs w:val="30"/>
         </w:rPr>
-        <w:t>Projekat ScanFlow</w:t>
-      </w:r>
+        <w:t>Projekat</w:t>
+      </w:r>
+      <w:proofErr w:type="spellEnd"/>
+      <w:r>
+        <w:rPr>
+          <w:b/>
+          <w:bCs/>
+          <w:sz w:val="30"/>
+          <w:szCs w:val="30"/>
+        </w:rPr>
+        <w:t xml:space="preserve"> </w:t>
+      </w:r>
+      <w:proofErr w:type="spellStart"/>
+      <w:r>
+        <w:rPr>
+          <w:b/>
+          <w:bCs/>
+          <w:sz w:val="30"/>
+          <w:szCs w:val="30"/>
+        </w:rPr>
+        <w:t>ScanFlow</w:t>
+      </w:r>
+      <w:proofErr w:type="spellEnd"/>
     </w:p>
     <w:p>
       <w:pPr>
@@ -68,6 +165,7 @@
         <w:spacing w:after="40" w:line="252" w:lineRule="auto"/>
         <w:jc w:val="center"/>
       </w:pPr>
+      <w:proofErr w:type="spellStart"/>
       <w:r>
         <w:rPr>
           <w:b/>
@@ -75,14 +173,76 @@
           <w:sz w:val="28"/>
           <w:szCs w:val="28"/>
         </w:rPr>
-        <w:t>Specifikacija scenarija upotrebe funkcionalnosti</w:t>
-      </w:r>
+        <w:t>Specifikacija</w:t>
+      </w:r>
+      <w:proofErr w:type="spellEnd"/>
+      <w:r>
+        <w:rPr>
+          <w:b/>
+          <w:bCs/>
+          <w:sz w:val="28"/>
+          <w:szCs w:val="28"/>
+        </w:rPr>
+        <w:t xml:space="preserve"> </w:t>
+      </w:r>
+      <w:proofErr w:type="spellStart"/>
+      <w:r>
+        <w:rPr>
+          <w:b/>
+          <w:bCs/>
+          <w:sz w:val="28"/>
+          <w:szCs w:val="28"/>
+        </w:rPr>
+        <w:t>scenarija</w:t>
+      </w:r>
+      <w:proofErr w:type="spellEnd"/>
+      <w:r>
+        <w:rPr>
+          <w:b/>
+          <w:bCs/>
+          <w:sz w:val="28"/>
+          <w:szCs w:val="28"/>
+        </w:rPr>
+        <w:t xml:space="preserve"> </w:t>
+      </w:r>
+      <w:proofErr w:type="spellStart"/>
+      <w:r>
+        <w:rPr>
+          <w:b/>
+          <w:bCs/>
+          <w:sz w:val="28"/>
+          <w:szCs w:val="28"/>
+        </w:rPr>
+        <w:t>upotrebe</w:t>
+      </w:r>
+      <w:proofErr w:type="spellEnd"/>
+      <w:r>
+        <w:rPr>
+          <w:b/>
+          <w:bCs/>
+          <w:sz w:val="28"/>
+          <w:szCs w:val="28"/>
+        </w:rPr>
+        <w:t xml:space="preserve"> </w:t>
+      </w:r>
+      <w:proofErr w:type="spellStart"/>
+      <w:r>
+        <w:rPr>
+          <w:b/>
+          <w:bCs/>
+          <w:sz w:val="28"/>
+          <w:szCs w:val="28"/>
+        </w:rPr>
+        <w:t>funkcionalnosti</w:t>
+      </w:r>
+      <w:proofErr w:type="spellEnd"/>
     </w:p>
     <w:p>
       <w:pPr>
         <w:spacing w:after="40" w:line="252" w:lineRule="auto"/>
         <w:jc w:val="center"/>
       </w:pPr>
+      <w:proofErr w:type="spellStart"/>
       <w:r>
         <w:rPr>
           <w:b/>
@@ -90,16 +250,130 @@
           <w:sz w:val="26"/>
           <w:szCs w:val="26"/>
         </w:rPr>
-        <w:t>prikaz radnika koji su trenutno na poslu</w:t>
-      </w:r>
+        <w:t>prikaz</w:t>
+      </w:r>
+      <w:proofErr w:type="spellEnd"/>
+      <w:r>
+        <w:rPr>
+          <w:b/>
+          <w:bCs/>
+          <w:sz w:val="26"/>
+          <w:szCs w:val="26"/>
+        </w:rPr>
+        <w:t xml:space="preserve"> </w:t>
+      </w:r>
+      <w:proofErr w:type="spellStart"/>
+      <w:r>
+        <w:rPr>
+          <w:b/>
+          <w:bCs/>
+          <w:sz w:val="26"/>
+          <w:szCs w:val="26"/>
+        </w:rPr>
+        <w:t>radnika</w:t>
+      </w:r>
+      <w:proofErr w:type="spellEnd"/>
+      <w:r>
+        <w:rPr>
+          <w:b/>
+          <w:bCs/>
+          <w:sz w:val="26"/>
+          <w:szCs w:val="26"/>
+        </w:rPr>
+        <w:t xml:space="preserve"> koji </w:t>
+      </w:r>
+      <w:proofErr w:type="spellStart"/>
+      <w:r>
+        <w:rPr>
+          <w:b/>
+          <w:bCs/>
+          <w:sz w:val="26"/>
+          <w:szCs w:val="26"/>
+        </w:rPr>
+        <w:t>su</w:t>
+      </w:r>
+      <w:proofErr w:type="spellEnd"/>
+      <w:r>
+        <w:rPr>
+          <w:b/>
+          <w:bCs/>
+          <w:sz w:val="26"/>
+          <w:szCs w:val="26"/>
+        </w:rPr>
+        <w:t xml:space="preserve"> </w:t>
+      </w:r>
+      <w:proofErr w:type="spellStart"/>
+      <w:r>
+        <w:rPr>
+          <w:b/>
+          <w:bCs/>
+          <w:sz w:val="26"/>
+          <w:szCs w:val="26"/>
+        </w:rPr>
+        <w:t>trenutno</w:t>
+      </w:r>
+      <w:proofErr w:type="spellEnd"/>
+      <w:r>
+        <w:rPr>
+          <w:b/>
+          <w:bCs/>
+          <w:sz w:val="26"/>
+          <w:szCs w:val="26"/>
+        </w:rPr>
+        <w:t xml:space="preserve"> </w:t>
+      </w:r>
+      <w:proofErr w:type="spellStart"/>
+      <w:r>
+        <w:rPr>
+          <w:b/>
+          <w:bCs/>
+          <w:sz w:val="26"/>
+          <w:szCs w:val="26"/>
+        </w:rPr>
+        <w:t>na</w:t>
+      </w:r>
+      <w:proofErr w:type="spellEnd"/>
+      <w:r>
+        <w:rPr>
+          <w:b/>
+          <w:bCs/>
+          <w:sz w:val="26"/>
+          <w:szCs w:val="26"/>
+        </w:rPr>
+        <w:t xml:space="preserve"> </w:t>
+      </w:r>
+      <w:proofErr w:type="spellStart"/>
+      <w:r>
+        <w:rPr>
+          <w:b/>
+          <w:bCs/>
+          <w:sz w:val="26"/>
+          <w:szCs w:val="26"/>
+        </w:rPr>
+        <w:t>poslu</w:t>
+      </w:r>
+      <w:proofErr w:type="spellEnd"/>
     </w:p>
     <w:p>
       <w:pPr>
         <w:spacing w:after="40" w:line="252" w:lineRule="auto"/>
         <w:jc w:val="center"/>
       </w:pPr>
-      <w:r>
-        <w:t>Verzija dokumenta - 1.0</w:t>
+      <w:proofErr w:type="spellStart"/>
+      <w:r>
+        <w:t>Verzija</w:t>
+      </w:r>
+      <w:proofErr w:type="spellEnd"/>
+      <w:r>
+        <w:t xml:space="preserve"> </w:t>
+      </w:r>
+      <w:proofErr w:type="spellStart"/>
+      <w:r>
+        <w:t>dokumenta</w:t>
+      </w:r>
+      <w:proofErr w:type="spellEnd"/>
+      <w:r>
+        <w:t xml:space="preserve"> - 1.0</w:t>
       </w:r>
     </w:p>
     <w:p/>
@@ -111,8 +385,21 @@
     <w:p/>
     <w:p/>
     <w:p>
-      <w:r>
-        <w:t xml:space="preserve">Naziv tima: </w:t>
+      <w:proofErr w:type="spellStart"/>
+      <w:r>
+        <w:t>Naziv</w:t>
+      </w:r>
+      <w:proofErr w:type="spellEnd"/>
+      <w:r>
+        <w:t xml:space="preserve"> </w:t>
+      </w:r>
+      <w:proofErr w:type="spellStart"/>
+      <w:r>
+        <w:t>tima</w:t>
+      </w:r>
+      <w:proofErr w:type="spellEnd"/>
+      <w:r>
+        <w:t xml:space="preserve">: </w:t>
       </w:r>
       <w:r>
         <w:t>Iron Four</w:t>
@@ -128,6 +415,7 @@
         <w:spacing w:before="200" w:after="100" w:line="264" w:lineRule="auto"/>
       </w:pPr>
       <w:bookmarkStart w:id="0" w:name="istorija_izmena"/>
+      <w:proofErr w:type="spellStart"/>
       <w:r>
         <w:rPr>
           <w:b/>
@@ -137,9 +425,32 @@
           <w:szCs w:val="28"/>
         </w:rPr>
         <w:lastRenderedPageBreak/>
-        <w:t>Istorija izmena</w:t>
+        <w:t>Istorija</w:t>
+      </w:r>
+      <w:proofErr w:type="spellEnd"/>
+      <w:r>
+        <w:rPr>
+          <w:b/>
+          <w:bCs/>
+          <w:color w:val="2B5797"/>
+          <w:sz w:val="28"/>
+          <w:szCs w:val="28"/>
+        </w:rPr>
+        <w:t xml:space="preserve"> </w:t>
+      </w:r>
+      <w:proofErr w:type="spellStart"/>
+      <w:r>
+        <w:rPr>
+          <w:b/>
+          <w:bCs/>
+          <w:color w:val="2B5797"/>
+          <w:sz w:val="28"/>
+          <w:szCs w:val="28"/>
+        </w:rPr>
+        <w:t>izmena</w:t>
       </w:r>
       <w:bookmarkEnd w:id="0"/>
+      <w:proofErr w:type="spellEnd"/>
     </w:p>
     <w:tbl>
       <w:tblPr>
@@ -165,12 +476,6 @@
         <w:gridCol w:w="2352"/>
       </w:tblGrid>
       <w:tr>
-        <w:tblPrEx>
-          <w:tblCellMar>
-            <w:top w:w="0" w:type="dxa"/>
-            <w:bottom w:w="0" w:type="dxa"/>
-          </w:tblCellMar>
-        </w:tblPrEx>
         <w:tc>
           <w:tcPr>
             <w:tcW w:w="2351" w:type="dxa"/>
@@ -218,6 +523,7 @@
             <w:vAlign w:val="center"/>
           </w:tcPr>
           <w:p>
+            <w:proofErr w:type="spellStart"/>
             <w:r>
               <w:rPr>
                 <w:b/>
@@ -225,6 +531,7 @@
               </w:rPr>
               <w:t>Verzija</w:t>
             </w:r>
+            <w:proofErr w:type="spellEnd"/>
           </w:p>
         </w:tc>
         <w:tc>
@@ -246,13 +553,31 @@
             <w:vAlign w:val="center"/>
           </w:tcPr>
           <w:p>
+            <w:proofErr w:type="spellStart"/>
             <w:r>
               <w:rPr>
                 <w:b/>
                 <w:bCs/>
               </w:rPr>
-              <w:t>Kratak opis</w:t>
-            </w:r>
+              <w:t>Kratak</w:t>
+            </w:r>
+            <w:proofErr w:type="spellEnd"/>
+            <w:r>
+              <w:rPr>
+                <w:b/>
+                <w:bCs/>
+              </w:rPr>
+              <w:t xml:space="preserve"> </w:t>
+            </w:r>
+            <w:proofErr w:type="spellStart"/>
+            <w:r>
+              <w:rPr>
+                <w:b/>
+                <w:bCs/>
+              </w:rPr>
+              <w:t>opis</w:t>
+            </w:r>
+            <w:proofErr w:type="spellEnd"/>
           </w:p>
         </w:tc>
         <w:tc>
@@ -285,12 +610,6 @@
         </w:tc>
       </w:tr>
       <w:tr>
-        <w:tblPrEx>
-          <w:tblCellMar>
-            <w:top w:w="0" w:type="dxa"/>
-            <w:bottom w:w="0" w:type="dxa"/>
-          </w:tblCellMar>
-        </w:tblPrEx>
         <w:tc>
           <w:tcPr>
             <w:tcW w:w="2351" w:type="dxa"/>
@@ -355,9 +674,19 @@
             <w:vAlign w:val="center"/>
           </w:tcPr>
           <w:p>
-            <w:r>
-              <w:t>Inicijalna verzija</w:t>
-            </w:r>
+            <w:proofErr w:type="spellStart"/>
+            <w:r>
+              <w:t>Inicijalna</w:t>
+            </w:r>
+            <w:proofErr w:type="spellEnd"/>
+            <w:r>
+              <w:t xml:space="preserve"> </w:t>
+            </w:r>
+            <w:proofErr w:type="spellStart"/>
+            <w:r>
+              <w:t>verzija</w:t>
+            </w:r>
+            <w:proofErr w:type="spellEnd"/>
           </w:p>
         </w:tc>
         <w:tc>
@@ -379,8 +708,13 @@
           </w:tcPr>
           <w:p>
             <w:r>
-              <w:t>Stojna Pušičić</w:t>
-            </w:r>
+              <w:t xml:space="preserve">Stojna </w:t>
+            </w:r>
+            <w:proofErr w:type="spellStart"/>
+            <w:r>
+              <w:t>Pušičić</w:t>
+            </w:r>
+            <w:proofErr w:type="spellEnd"/>
           </w:p>
         </w:tc>
       </w:tr>
@@ -391,6 +725,7 @@
         <w:spacing w:before="200" w:after="100" w:line="264" w:lineRule="auto"/>
       </w:pPr>
       <w:bookmarkStart w:id="1" w:name="sadrzaj_heading"/>
+      <w:proofErr w:type="spellStart"/>
       <w:r>
         <w:rPr>
           <w:b/>
@@ -402,6 +737,7 @@
         <w:t>Sadržaj</w:t>
       </w:r>
       <w:bookmarkEnd w:id="1"/>
+      <w:proofErr w:type="spellEnd"/>
     </w:p>
     <w:p>
       <w:pPr>
@@ -412,8 +748,16 @@
           <w:rPr>
             <w:rStyle w:val="Hyperlink"/>
           </w:rPr>
-          <w:t>1. Uvod</w:t>
-        </w:r>
+          <w:t xml:space="preserve">1. </w:t>
+        </w:r>
+        <w:proofErr w:type="spellStart"/>
+        <w:r>
+          <w:rPr>
+            <w:rStyle w:val="Hyperlink"/>
+          </w:rPr>
+          <w:t>Uvod</w:t>
+        </w:r>
+        <w:proofErr w:type="spellEnd"/>
       </w:hyperlink>
     </w:p>
     <w:p>
@@ -426,8 +770,16 @@
           <w:rPr>
             <w:rStyle w:val="Hyperlink"/>
           </w:rPr>
-          <w:t>1.1 Rezime</w:t>
-        </w:r>
+          <w:t xml:space="preserve">1.1 </w:t>
+        </w:r>
+        <w:proofErr w:type="spellStart"/>
+        <w:r>
+          <w:rPr>
+            <w:rStyle w:val="Hyperlink"/>
+          </w:rPr>
+          <w:t>Rezime</w:t>
+        </w:r>
+        <w:proofErr w:type="spellEnd"/>
       </w:hyperlink>
     </w:p>
     <w:p>
@@ -440,8 +792,72 @@
           <w:rPr>
             <w:rStyle w:val="Hyperlink"/>
           </w:rPr>
-          <w:t>1.2 Namena dokumenta i ciljne grupe</w:t>
-        </w:r>
+          <w:t xml:space="preserve">1.2 </w:t>
+        </w:r>
+        <w:proofErr w:type="spellStart"/>
+        <w:r>
+          <w:rPr>
+            <w:rStyle w:val="Hyperlink"/>
+          </w:rPr>
+          <w:t>Namena</w:t>
+        </w:r>
+        <w:proofErr w:type="spellEnd"/>
+        <w:r>
+          <w:rPr>
+            <w:rStyle w:val="Hyperlink"/>
+          </w:rPr>
+          <w:t xml:space="preserve"> </w:t>
+        </w:r>
+        <w:proofErr w:type="spellStart"/>
+        <w:r>
+          <w:rPr>
+            <w:rStyle w:val="Hyperlink"/>
+          </w:rPr>
+          <w:t>dokumenta</w:t>
+        </w:r>
+        <w:proofErr w:type="spellEnd"/>
+        <w:r>
+          <w:rPr>
+            <w:rStyle w:val="Hyperlink"/>
+          </w:rPr>
+          <w:t xml:space="preserve"> </w:t>
+        </w:r>
+        <w:proofErr w:type="spellStart"/>
+        <w:r>
+          <w:rPr>
+            <w:rStyle w:val="Hyperlink"/>
+          </w:rPr>
+          <w:t>i</w:t>
+        </w:r>
+        <w:proofErr w:type="spellEnd"/>
+        <w:r>
+          <w:rPr>
+            <w:rStyle w:val="Hyperlink"/>
+          </w:rPr>
+          <w:t xml:space="preserve"> </w:t>
+        </w:r>
+        <w:proofErr w:type="spellStart"/>
+        <w:r>
+          <w:rPr>
+            <w:rStyle w:val="Hyperlink"/>
+          </w:rPr>
+          <w:t>ciljne</w:t>
+        </w:r>
+        <w:proofErr w:type="spellEnd"/>
+        <w:r>
+          <w:rPr>
+            <w:rStyle w:val="Hyperlink"/>
+          </w:rPr>
+          <w:t xml:space="preserve"> </w:t>
+        </w:r>
+        <w:proofErr w:type="spellStart"/>
+        <w:r>
+          <w:rPr>
+            <w:rStyle w:val="Hyperlink"/>
+          </w:rPr>
+          <w:t>grupe</w:t>
+        </w:r>
+        <w:proofErr w:type="spellEnd"/>
       </w:hyperlink>
     </w:p>
     <w:p>
@@ -468,8 +884,30 @@
           <w:rPr>
             <w:rStyle w:val="Hyperlink"/>
           </w:rPr>
-          <w:t>1.4 Otvorena pitanja</w:t>
-        </w:r>
+          <w:t xml:space="preserve">1.4 </w:t>
+        </w:r>
+        <w:proofErr w:type="spellStart"/>
+        <w:r>
+          <w:rPr>
+            <w:rStyle w:val="Hyperlink"/>
+          </w:rPr>
+          <w:t>Otvorena</w:t>
+        </w:r>
+        <w:proofErr w:type="spellEnd"/>
+        <w:r>
+          <w:rPr>
+            <w:rStyle w:val="Hyperlink"/>
+          </w:rPr>
+          <w:t xml:space="preserve"> </w:t>
+        </w:r>
+        <w:proofErr w:type="spellStart"/>
+        <w:r>
+          <w:rPr>
+            <w:rStyle w:val="Hyperlink"/>
+          </w:rPr>
+          <w:t>pitanja</w:t>
+        </w:r>
+        <w:proofErr w:type="spellEnd"/>
       </w:hyperlink>
     </w:p>
     <w:p>
@@ -481,8 +919,86 @@
           <w:rPr>
             <w:rStyle w:val="Hyperlink"/>
           </w:rPr>
-          <w:t>2. Scenario prikaza radnika koji su trenutno na poslu</w:t>
-        </w:r>
+          <w:t xml:space="preserve">2. Scenario </w:t>
+        </w:r>
+        <w:proofErr w:type="spellStart"/>
+        <w:r>
+          <w:rPr>
+            <w:rStyle w:val="Hyperlink"/>
+          </w:rPr>
+          <w:t>prikaza</w:t>
+        </w:r>
+        <w:proofErr w:type="spellEnd"/>
+        <w:r>
+          <w:rPr>
+            <w:rStyle w:val="Hyperlink"/>
+          </w:rPr>
+          <w:t xml:space="preserve"> </w:t>
+        </w:r>
+        <w:proofErr w:type="spellStart"/>
+        <w:r>
+          <w:rPr>
+            <w:rStyle w:val="Hyperlink"/>
+          </w:rPr>
+          <w:t>radnika</w:t>
+        </w:r>
+        <w:proofErr w:type="spellEnd"/>
+        <w:r>
+          <w:rPr>
+            <w:rStyle w:val="Hyperlink"/>
+          </w:rPr>
+          <w:t xml:space="preserve"> koji </w:t>
+        </w:r>
+        <w:proofErr w:type="spellStart"/>
+        <w:r>
+          <w:rPr>
+            <w:rStyle w:val="Hyperlink"/>
+          </w:rPr>
+          <w:t>su</w:t>
+        </w:r>
+        <w:proofErr w:type="spellEnd"/>
+        <w:r>
+          <w:rPr>
+            <w:rStyle w:val="Hyperlink"/>
+          </w:rPr>
+          <w:t xml:space="preserve"> </w:t>
+        </w:r>
+        <w:proofErr w:type="spellStart"/>
+        <w:r>
+          <w:rPr>
+            <w:rStyle w:val="Hyperlink"/>
+          </w:rPr>
+          <w:t>trenutno</w:t>
+        </w:r>
+        <w:proofErr w:type="spellEnd"/>
+        <w:r>
+          <w:rPr>
+            <w:rStyle w:val="Hyperlink"/>
+          </w:rPr>
+          <w:t xml:space="preserve"> </w:t>
+        </w:r>
+        <w:proofErr w:type="spellStart"/>
+        <w:r>
+          <w:rPr>
+            <w:rStyle w:val="Hyperlink"/>
+          </w:rPr>
+          <w:t>na</w:t>
+        </w:r>
+        <w:proofErr w:type="spellEnd"/>
+        <w:r>
+          <w:rPr>
+            <w:rStyle w:val="Hyperlink"/>
+          </w:rPr>
+          <w:t xml:space="preserve"> </w:t>
+        </w:r>
+        <w:proofErr w:type="spellStart"/>
+        <w:r>
+          <w:rPr>
+            <w:rStyle w:val="Hyperlink"/>
+          </w:rPr>
+          <w:t>poslu</w:t>
+        </w:r>
+        <w:proofErr w:type="spellEnd"/>
       </w:hyperlink>
     </w:p>
     <w:p>
@@ -495,8 +1011,30 @@
           <w:rPr>
             <w:rStyle w:val="Hyperlink"/>
           </w:rPr>
-          <w:t>2.1 Kratak opis</w:t>
-        </w:r>
+          <w:t xml:space="preserve">2.1 </w:t>
+        </w:r>
+        <w:proofErr w:type="spellStart"/>
+        <w:r>
+          <w:rPr>
+            <w:rStyle w:val="Hyperlink"/>
+          </w:rPr>
+          <w:t>Kratak</w:t>
+        </w:r>
+        <w:proofErr w:type="spellEnd"/>
+        <w:r>
+          <w:rPr>
+            <w:rStyle w:val="Hyperlink"/>
+          </w:rPr>
+          <w:t xml:space="preserve"> </w:t>
+        </w:r>
+        <w:proofErr w:type="spellStart"/>
+        <w:r>
+          <w:rPr>
+            <w:rStyle w:val="Hyperlink"/>
+          </w:rPr>
+          <w:t>opis</w:t>
+        </w:r>
+        <w:proofErr w:type="spellEnd"/>
       </w:hyperlink>
     </w:p>
     <w:p>
@@ -509,8 +1047,16 @@
           <w:rPr>
             <w:rStyle w:val="Hyperlink"/>
           </w:rPr>
-          <w:t>2.2 Tok događaja</w:t>
-        </w:r>
+          <w:t xml:space="preserve">2.2 Tok </w:t>
+        </w:r>
+        <w:proofErr w:type="spellStart"/>
+        <w:r>
+          <w:rPr>
+            <w:rStyle w:val="Hyperlink"/>
+          </w:rPr>
+          <w:t>događaja</w:t>
+        </w:r>
+        <w:proofErr w:type="spellEnd"/>
       </w:hyperlink>
     </w:p>
     <w:p>
@@ -523,8 +1069,114 @@
           <w:rPr>
             <w:rStyle w:val="Hyperlink"/>
           </w:rPr>
-          <w:t>2.2.1 Osnovni uspešan scenario – menadžer uspešno pregleda trenutno prisutne radnike</w:t>
-        </w:r>
+          <w:t xml:space="preserve">2.2.1 </w:t>
+        </w:r>
+        <w:proofErr w:type="spellStart"/>
+        <w:r>
+          <w:rPr>
+            <w:rStyle w:val="Hyperlink"/>
+          </w:rPr>
+          <w:t>Osnovni</w:t>
+        </w:r>
+        <w:proofErr w:type="spellEnd"/>
+        <w:r>
+          <w:rPr>
+            <w:rStyle w:val="Hyperlink"/>
+          </w:rPr>
+          <w:t xml:space="preserve"> </w:t>
+        </w:r>
+        <w:proofErr w:type="spellStart"/>
+        <w:r>
+          <w:rPr>
+            <w:rStyle w:val="Hyperlink"/>
+          </w:rPr>
+          <w:t>uspešan</w:t>
+        </w:r>
+        <w:proofErr w:type="spellEnd"/>
+        <w:r>
+          <w:rPr>
+            <w:rStyle w:val="Hyperlink"/>
+          </w:rPr>
+          <w:t xml:space="preserve"> scenario – </w:t>
+        </w:r>
+        <w:proofErr w:type="spellStart"/>
+        <w:r>
+          <w:rPr>
+            <w:rStyle w:val="Hyperlink"/>
+          </w:rPr>
+          <w:t>menadžer</w:t>
+        </w:r>
+        <w:proofErr w:type="spellEnd"/>
+        <w:r>
+          <w:rPr>
+            <w:rStyle w:val="Hyperlink"/>
+          </w:rPr>
+          <w:t xml:space="preserve"> </w:t>
+        </w:r>
+        <w:proofErr w:type="spellStart"/>
+        <w:r>
+          <w:rPr>
+            <w:rStyle w:val="Hyperlink"/>
+          </w:rPr>
+          <w:t>uspešno</w:t>
+        </w:r>
+        <w:proofErr w:type="spellEnd"/>
+        <w:r>
+          <w:rPr>
+            <w:rStyle w:val="Hyperlink"/>
+          </w:rPr>
+          <w:t xml:space="preserve"> </w:t>
+        </w:r>
+        <w:proofErr w:type="spellStart"/>
+        <w:r>
+          <w:rPr>
+            <w:rStyle w:val="Hyperlink"/>
+          </w:rPr>
+          <w:t>pregleda</w:t>
+        </w:r>
+        <w:proofErr w:type="spellEnd"/>
+        <w:r>
+          <w:rPr>
+            <w:rStyle w:val="Hyperlink"/>
+          </w:rPr>
+          <w:t xml:space="preserve"> </w:t>
+        </w:r>
+        <w:proofErr w:type="spellStart"/>
+        <w:r>
+          <w:rPr>
+            <w:rStyle w:val="Hyperlink"/>
+          </w:rPr>
+          <w:t>trenutno</w:t>
+        </w:r>
+        <w:proofErr w:type="spellEnd"/>
+        <w:r>
+          <w:rPr>
+            <w:rStyle w:val="Hyperlink"/>
+          </w:rPr>
+          <w:t xml:space="preserve"> </w:t>
+        </w:r>
+        <w:proofErr w:type="spellStart"/>
+        <w:r>
+          <w:rPr>
+            <w:rStyle w:val="Hyperlink"/>
+          </w:rPr>
+          <w:t>prisutne</w:t>
+        </w:r>
+        <w:proofErr w:type="spellEnd"/>
+        <w:r>
+          <w:rPr>
+            <w:rStyle w:val="Hyperlink"/>
+          </w:rPr>
+          <w:t xml:space="preserve"> </w:t>
+        </w:r>
+        <w:proofErr w:type="spellStart"/>
+        <w:r>
+          <w:rPr>
+            <w:rStyle w:val="Hyperlink"/>
+          </w:rPr>
+          <w:t>radnike</w:t>
+        </w:r>
+        <w:proofErr w:type="spellEnd"/>
       </w:hyperlink>
     </w:p>
     <w:p>
@@ -537,8 +1189,86 @@
           <w:rPr>
             <w:rStyle w:val="Hyperlink"/>
           </w:rPr>
-          <w:t>2.2.2 Alternativan scenario – trenutno nema radnika na poslu</w:t>
-        </w:r>
+          <w:t xml:space="preserve">2.2.2 </w:t>
+        </w:r>
+        <w:proofErr w:type="spellStart"/>
+        <w:r>
+          <w:rPr>
+            <w:rStyle w:val="Hyperlink"/>
+          </w:rPr>
+          <w:t>Alternativan</w:t>
+        </w:r>
+        <w:proofErr w:type="spellEnd"/>
+        <w:r>
+          <w:rPr>
+            <w:rStyle w:val="Hyperlink"/>
+          </w:rPr>
+          <w:t xml:space="preserve"> scenario – </w:t>
+        </w:r>
+        <w:proofErr w:type="spellStart"/>
+        <w:r>
+          <w:rPr>
+            <w:rStyle w:val="Hyperlink"/>
+          </w:rPr>
+          <w:t>trenutno</w:t>
+        </w:r>
+        <w:proofErr w:type="spellEnd"/>
+        <w:r>
+          <w:rPr>
+            <w:rStyle w:val="Hyperlink"/>
+          </w:rPr>
+          <w:t xml:space="preserve"> </w:t>
+        </w:r>
+        <w:proofErr w:type="spellStart"/>
+        <w:r>
+          <w:rPr>
+            <w:rStyle w:val="Hyperlink"/>
+          </w:rPr>
+          <w:t>nema</w:t>
+        </w:r>
+        <w:proofErr w:type="spellEnd"/>
+        <w:r>
+          <w:rPr>
+            <w:rStyle w:val="Hyperlink"/>
+          </w:rPr>
+          <w:t xml:space="preserve"> </w:t>
+        </w:r>
+        <w:proofErr w:type="spellStart"/>
+        <w:r>
+          <w:rPr>
+            <w:rStyle w:val="Hyperlink"/>
+          </w:rPr>
+          <w:t>radnika</w:t>
+        </w:r>
+        <w:proofErr w:type="spellEnd"/>
+        <w:r>
+          <w:rPr>
+            <w:rStyle w:val="Hyperlink"/>
+          </w:rPr>
+          <w:t xml:space="preserve"> </w:t>
+        </w:r>
+        <w:proofErr w:type="spellStart"/>
+        <w:r>
+          <w:rPr>
+            <w:rStyle w:val="Hyperlink"/>
+          </w:rPr>
+          <w:t>na</w:t>
+        </w:r>
+        <w:proofErr w:type="spellEnd"/>
+        <w:r>
+          <w:rPr>
+            <w:rStyle w:val="Hyperlink"/>
+          </w:rPr>
+          <w:t xml:space="preserve"> </w:t>
+        </w:r>
+        <w:proofErr w:type="spellStart"/>
+        <w:r>
+          <w:rPr>
+            <w:rStyle w:val="Hyperlink"/>
+          </w:rPr>
+          <w:t>poslu</w:t>
+        </w:r>
+        <w:proofErr w:type="spellEnd"/>
       </w:hyperlink>
     </w:p>
     <w:p>
@@ -551,8 +1281,86 @@
           <w:rPr>
             <w:rStyle w:val="Hyperlink"/>
           </w:rPr>
-          <w:t>2.2.3 Alternativan scenario – podaci o prisustvu nisu trenutno dostupni</w:t>
-        </w:r>
+          <w:t xml:space="preserve">2.2.3 </w:t>
+        </w:r>
+        <w:proofErr w:type="spellStart"/>
+        <w:r>
+          <w:rPr>
+            <w:rStyle w:val="Hyperlink"/>
+          </w:rPr>
+          <w:t>Alternativan</w:t>
+        </w:r>
+        <w:proofErr w:type="spellEnd"/>
+        <w:r>
+          <w:rPr>
+            <w:rStyle w:val="Hyperlink"/>
+          </w:rPr>
+          <w:t xml:space="preserve"> scenario – </w:t>
+        </w:r>
+        <w:proofErr w:type="spellStart"/>
+        <w:r>
+          <w:rPr>
+            <w:rStyle w:val="Hyperlink"/>
+          </w:rPr>
+          <w:t>podaci</w:t>
+        </w:r>
+        <w:proofErr w:type="spellEnd"/>
+        <w:r>
+          <w:rPr>
+            <w:rStyle w:val="Hyperlink"/>
+          </w:rPr>
+          <w:t xml:space="preserve"> o </w:t>
+        </w:r>
+        <w:proofErr w:type="spellStart"/>
+        <w:r>
+          <w:rPr>
+            <w:rStyle w:val="Hyperlink"/>
+          </w:rPr>
+          <w:t>prisustvu</w:t>
+        </w:r>
+        <w:proofErr w:type="spellEnd"/>
+        <w:r>
+          <w:rPr>
+            <w:rStyle w:val="Hyperlink"/>
+          </w:rPr>
+          <w:t xml:space="preserve"> </w:t>
+        </w:r>
+        <w:proofErr w:type="spellStart"/>
+        <w:r>
+          <w:rPr>
+            <w:rStyle w:val="Hyperlink"/>
+          </w:rPr>
+          <w:t>nisu</w:t>
+        </w:r>
+        <w:proofErr w:type="spellEnd"/>
+        <w:r>
+          <w:rPr>
+            <w:rStyle w:val="Hyperlink"/>
+          </w:rPr>
+          <w:t xml:space="preserve"> </w:t>
+        </w:r>
+        <w:proofErr w:type="spellStart"/>
+        <w:r>
+          <w:rPr>
+            <w:rStyle w:val="Hyperlink"/>
+          </w:rPr>
+          <w:t>trenutno</w:t>
+        </w:r>
+        <w:proofErr w:type="spellEnd"/>
+        <w:r>
+          <w:rPr>
+            <w:rStyle w:val="Hyperlink"/>
+          </w:rPr>
+          <w:t xml:space="preserve"> </w:t>
+        </w:r>
+        <w:proofErr w:type="spellStart"/>
+        <w:r>
+          <w:rPr>
+            <w:rStyle w:val="Hyperlink"/>
+          </w:rPr>
+          <w:t>dostupni</w:t>
+        </w:r>
+        <w:proofErr w:type="spellEnd"/>
       </w:hyperlink>
     </w:p>
     <w:p>
@@ -565,8 +1373,30 @@
           <w:rPr>
             <w:rStyle w:val="Hyperlink"/>
           </w:rPr>
-          <w:t>2.3 Posebni zahtevi</w:t>
-        </w:r>
+          <w:t xml:space="preserve">2.3 </w:t>
+        </w:r>
+        <w:proofErr w:type="spellStart"/>
+        <w:r>
+          <w:rPr>
+            <w:rStyle w:val="Hyperlink"/>
+          </w:rPr>
+          <w:t>Posebni</w:t>
+        </w:r>
+        <w:proofErr w:type="spellEnd"/>
+        <w:r>
+          <w:rPr>
+            <w:rStyle w:val="Hyperlink"/>
+          </w:rPr>
+          <w:t xml:space="preserve"> </w:t>
+        </w:r>
+        <w:proofErr w:type="spellStart"/>
+        <w:r>
+          <w:rPr>
+            <w:rStyle w:val="Hyperlink"/>
+          </w:rPr>
+          <w:t>zahtevi</w:t>
+        </w:r>
+        <w:proofErr w:type="spellEnd"/>
       </w:hyperlink>
     </w:p>
     <w:p>
@@ -579,8 +1409,16 @@
           <w:rPr>
             <w:rStyle w:val="Hyperlink"/>
           </w:rPr>
-          <w:t>2.4 Preduslovi</w:t>
-        </w:r>
+          <w:t xml:space="preserve">2.4 </w:t>
+        </w:r>
+        <w:proofErr w:type="spellStart"/>
+        <w:r>
+          <w:rPr>
+            <w:rStyle w:val="Hyperlink"/>
+          </w:rPr>
+          <w:t>Preduslovi</w:t>
+        </w:r>
+        <w:proofErr w:type="spellEnd"/>
       </w:hyperlink>
     </w:p>
     <w:p>
@@ -593,8 +1431,16 @@
           <w:rPr>
             <w:rStyle w:val="Hyperlink"/>
           </w:rPr>
-          <w:t>2.5 Posledice</w:t>
-        </w:r>
+          <w:t xml:space="preserve">2.5 </w:t>
+        </w:r>
+        <w:proofErr w:type="spellStart"/>
+        <w:r>
+          <w:rPr>
+            <w:rStyle w:val="Hyperlink"/>
+          </w:rPr>
+          <w:t>Posledice</w:t>
+        </w:r>
+        <w:proofErr w:type="spellEnd"/>
       </w:hyperlink>
     </w:p>
     <w:p>
@@ -616,9 +1462,21 @@
           <w:szCs w:val="28"/>
         </w:rPr>
         <w:lastRenderedPageBreak/>
-        <w:t>1. Uvod</w:t>
+        <w:t xml:space="preserve">1. </w:t>
+      </w:r>
+      <w:proofErr w:type="spellStart"/>
+      <w:r>
+        <w:rPr>
+          <w:b/>
+          <w:bCs/>
+          <w:color w:val="2B5797"/>
+          <w:sz w:val="28"/>
+          <w:szCs w:val="28"/>
+        </w:rPr>
+        <w:t>Uvod</w:t>
       </w:r>
       <w:bookmarkEnd w:id="2"/>
+      <w:proofErr w:type="spellEnd"/>
     </w:p>
     <w:p>
       <w:pPr>
@@ -633,17 +1491,121 @@
           <w:sz w:val="24"/>
           <w:szCs w:val="24"/>
         </w:rPr>
-        <w:t>1.1 Rezime</w:t>
+        <w:t xml:space="preserve">1.1 </w:t>
+      </w:r>
+      <w:proofErr w:type="spellStart"/>
+      <w:r>
+        <w:rPr>
+          <w:b/>
+          <w:bCs/>
+          <w:sz w:val="24"/>
+          <w:szCs w:val="24"/>
+        </w:rPr>
+        <w:t>Rezime</w:t>
       </w:r>
       <w:bookmarkEnd w:id="3"/>
+      <w:proofErr w:type="spellEnd"/>
     </w:p>
     <w:p>
       <w:pPr>
         <w:spacing w:after="80" w:line="276" w:lineRule="auto"/>
         <w:ind w:left="360"/>
       </w:pPr>
-      <w:r>
-        <w:t>Definisanje scenarija upotrebe za funkcionalnost pregleda radnika koji su trenutno na poslu u ScanFlow aplikaciji.</w:t>
+      <w:proofErr w:type="spellStart"/>
+      <w:r>
+        <w:t>Definisanje</w:t>
+      </w:r>
+      <w:proofErr w:type="spellEnd"/>
+      <w:r>
+        <w:t xml:space="preserve"> </w:t>
+      </w:r>
+      <w:proofErr w:type="spellStart"/>
+      <w:r>
+        <w:t>scenarija</w:t>
+      </w:r>
+      <w:proofErr w:type="spellEnd"/>
+      <w:r>
+        <w:t xml:space="preserve"> </w:t>
+      </w:r>
+      <w:proofErr w:type="spellStart"/>
+      <w:r>
+        <w:t>upotrebe</w:t>
+      </w:r>
+      <w:proofErr w:type="spellEnd"/>
+      <w:r>
+        <w:t xml:space="preserve"> za </w:t>
+      </w:r>
+      <w:proofErr w:type="spellStart"/>
+      <w:r>
+        <w:t>funkcionalnost</w:t>
+      </w:r>
+      <w:proofErr w:type="spellEnd"/>
+      <w:r>
+        <w:t xml:space="preserve"> </w:t>
+      </w:r>
+      <w:proofErr w:type="spellStart"/>
+      <w:r>
+        <w:t>pregleda</w:t>
+      </w:r>
+      <w:proofErr w:type="spellEnd"/>
+      <w:r>
+        <w:t xml:space="preserve"> </w:t>
+      </w:r>
+      <w:proofErr w:type="spellStart"/>
+      <w:r>
+        <w:t>radnika</w:t>
+      </w:r>
+      <w:proofErr w:type="spellEnd"/>
+      <w:r>
+        <w:t xml:space="preserve"> koji </w:t>
+      </w:r>
+      <w:proofErr w:type="spellStart"/>
+      <w:r>
+        <w:t>su</w:t>
+      </w:r>
+      <w:proofErr w:type="spellEnd"/>
+      <w:r>
+        <w:t xml:space="preserve"> </w:t>
+      </w:r>
+      <w:proofErr w:type="spellStart"/>
+      <w:r>
+        <w:t>trenutno</w:t>
+      </w:r>
+      <w:proofErr w:type="spellEnd"/>
+      <w:r>
+        <w:t xml:space="preserve"> </w:t>
+      </w:r>
+      <w:proofErr w:type="spellStart"/>
+      <w:r>
+        <w:t>na</w:t>
+      </w:r>
+      <w:proofErr w:type="spellEnd"/>
+      <w:r>
+        <w:t xml:space="preserve"> </w:t>
+      </w:r>
+      <w:proofErr w:type="spellStart"/>
+      <w:r>
+        <w:t>poslu</w:t>
+      </w:r>
+      <w:proofErr w:type="spellEnd"/>
+      <w:r>
+        <w:t xml:space="preserve"> u </w:t>
+      </w:r>
+      <w:proofErr w:type="spellStart"/>
+      <w:r>
+        <w:t>ScanFlow</w:t>
+      </w:r>
+      <w:proofErr w:type="spellEnd"/>
+      <w:r>
+        <w:t xml:space="preserve"> </w:t>
+      </w:r>
+      <w:proofErr w:type="spellStart"/>
+      <w:r>
+        <w:t>aplikaciji</w:t>
+      </w:r>
+      <w:proofErr w:type="spellEnd"/>
+      <w:r>
+        <w:t>.</w:t>
       </w:r>
     </w:p>
     <w:p>
@@ -659,17 +1621,225 @@
           <w:sz w:val="24"/>
           <w:szCs w:val="24"/>
         </w:rPr>
-        <w:t>1.2 Namena dokumenta i ciljne grupe</w:t>
+        <w:t xml:space="preserve">1.2 </w:t>
+      </w:r>
+      <w:proofErr w:type="spellStart"/>
+      <w:r>
+        <w:rPr>
+          <w:b/>
+          <w:bCs/>
+          <w:sz w:val="24"/>
+          <w:szCs w:val="24"/>
+        </w:rPr>
+        <w:t>Namena</w:t>
+      </w:r>
+      <w:proofErr w:type="spellEnd"/>
+      <w:r>
+        <w:rPr>
+          <w:b/>
+          <w:bCs/>
+          <w:sz w:val="24"/>
+          <w:szCs w:val="24"/>
+        </w:rPr>
+        <w:t xml:space="preserve"> </w:t>
+      </w:r>
+      <w:proofErr w:type="spellStart"/>
+      <w:r>
+        <w:rPr>
+          <w:b/>
+          <w:bCs/>
+          <w:sz w:val="24"/>
+          <w:szCs w:val="24"/>
+        </w:rPr>
+        <w:t>dokumenta</w:t>
+      </w:r>
+      <w:proofErr w:type="spellEnd"/>
+      <w:r>
+        <w:rPr>
+          <w:b/>
+          <w:bCs/>
+          <w:sz w:val="24"/>
+          <w:szCs w:val="24"/>
+        </w:rPr>
+        <w:t xml:space="preserve"> </w:t>
+      </w:r>
+      <w:proofErr w:type="spellStart"/>
+      <w:r>
+        <w:rPr>
+          <w:b/>
+          <w:bCs/>
+          <w:sz w:val="24"/>
+          <w:szCs w:val="24"/>
+        </w:rPr>
+        <w:t>i</w:t>
+      </w:r>
+      <w:proofErr w:type="spellEnd"/>
+      <w:r>
+        <w:rPr>
+          <w:b/>
+          <w:bCs/>
+          <w:sz w:val="24"/>
+          <w:szCs w:val="24"/>
+        </w:rPr>
+        <w:t xml:space="preserve"> </w:t>
+      </w:r>
+      <w:proofErr w:type="spellStart"/>
+      <w:r>
+        <w:rPr>
+          <w:b/>
+          <w:bCs/>
+          <w:sz w:val="24"/>
+          <w:szCs w:val="24"/>
+        </w:rPr>
+        <w:t>ciljne</w:t>
+      </w:r>
+      <w:proofErr w:type="spellEnd"/>
+      <w:r>
+        <w:rPr>
+          <w:b/>
+          <w:bCs/>
+          <w:sz w:val="24"/>
+          <w:szCs w:val="24"/>
+        </w:rPr>
+        <w:t xml:space="preserve"> </w:t>
+      </w:r>
+      <w:proofErr w:type="spellStart"/>
+      <w:r>
+        <w:rPr>
+          <w:b/>
+          <w:bCs/>
+          <w:sz w:val="24"/>
+          <w:szCs w:val="24"/>
+        </w:rPr>
+        <w:t>grupe</w:t>
       </w:r>
       <w:bookmarkEnd w:id="4"/>
+      <w:proofErr w:type="spellEnd"/>
     </w:p>
     <w:p>
       <w:pPr>
         <w:spacing w:after="80" w:line="276" w:lineRule="auto"/>
         <w:ind w:left="360"/>
       </w:pPr>
-      <w:r>
-        <w:t>Dokument koriste članovi tima za razvoj, testiranje i implementaciju funkcionalnosti, kao i menadžeri koji prate trenutno prisustvo radnika.</w:t>
+      <w:proofErr w:type="spellStart"/>
+      <w:r>
+        <w:t>Dokument</w:t>
+      </w:r>
+      <w:proofErr w:type="spellEnd"/>
+      <w:r>
+        <w:t xml:space="preserve"> </w:t>
+      </w:r>
+      <w:proofErr w:type="spellStart"/>
+      <w:r>
+        <w:t>koriste</w:t>
+      </w:r>
+      <w:proofErr w:type="spellEnd"/>
+      <w:r>
+        <w:t xml:space="preserve"> </w:t>
+      </w:r>
+      <w:proofErr w:type="spellStart"/>
+      <w:r>
+        <w:t>članovi</w:t>
+      </w:r>
+      <w:proofErr w:type="spellEnd"/>
+      <w:r>
+        <w:t xml:space="preserve"> </w:t>
+      </w:r>
+      <w:proofErr w:type="spellStart"/>
+      <w:r>
+        <w:t>tima</w:t>
+      </w:r>
+      <w:proofErr w:type="spellEnd"/>
+      <w:r>
+        <w:t xml:space="preserve"> za </w:t>
+      </w:r>
+      <w:proofErr w:type="spellStart"/>
+      <w:r>
+        <w:t>razvoj</w:t>
+      </w:r>
+      <w:proofErr w:type="spellEnd"/>
+      <w:r>
+        <w:t xml:space="preserve">, </w:t>
+      </w:r>
+      <w:proofErr w:type="spellStart"/>
+      <w:r>
+        <w:t>testiranje</w:t>
+      </w:r>
+      <w:proofErr w:type="spellEnd"/>
+      <w:r>
+        <w:t xml:space="preserve"> </w:t>
+      </w:r>
+      <w:proofErr w:type="spellStart"/>
+      <w:r>
+        <w:t>i</w:t>
+      </w:r>
+      <w:proofErr w:type="spellEnd"/>
+      <w:r>
+        <w:t xml:space="preserve"> </w:t>
+      </w:r>
+      <w:proofErr w:type="spellStart"/>
+      <w:r>
+        <w:t>implementaciju</w:t>
+      </w:r>
+      <w:proofErr w:type="spellEnd"/>
+      <w:r>
+        <w:t xml:space="preserve"> </w:t>
+      </w:r>
+      <w:proofErr w:type="spellStart"/>
+      <w:r>
+        <w:t>funkcionalnosti</w:t>
+      </w:r>
+      <w:proofErr w:type="spellEnd"/>
+      <w:r>
+        <w:t xml:space="preserve">, </w:t>
+      </w:r>
+      <w:proofErr w:type="spellStart"/>
+      <w:r>
+        <w:t>kao</w:t>
+      </w:r>
+      <w:proofErr w:type="spellEnd"/>
+      <w:r>
+        <w:t xml:space="preserve"> </w:t>
+      </w:r>
+      <w:proofErr w:type="spellStart"/>
+      <w:r>
+        <w:t>i</w:t>
+      </w:r>
+      <w:proofErr w:type="spellEnd"/>
+      <w:r>
+        <w:t xml:space="preserve"> </w:t>
+      </w:r>
+      <w:proofErr w:type="spellStart"/>
+      <w:r>
+        <w:t>menadžeri</w:t>
+      </w:r>
+      <w:proofErr w:type="spellEnd"/>
+      <w:r>
+        <w:t xml:space="preserve"> koji prate </w:t>
+      </w:r>
+      <w:proofErr w:type="spellStart"/>
+      <w:r>
+        <w:t>trenutno</w:t>
+      </w:r>
+      <w:proofErr w:type="spellEnd"/>
+      <w:r>
+        <w:t xml:space="preserve"> </w:t>
+      </w:r>
+      <w:proofErr w:type="spellStart"/>
+      <w:r>
+        <w:t>prisustvo</w:t>
+      </w:r>
+      <w:proofErr w:type="spellEnd"/>
+      <w:r>
+        <w:t xml:space="preserve"> </w:t>
+      </w:r>
+      <w:proofErr w:type="spellStart"/>
+      <w:r>
+        <w:t>radnika</w:t>
+      </w:r>
+      <w:proofErr w:type="spellEnd"/>
+      <w:r>
+        <w:t>.</w:t>
       </w:r>
     </w:p>
     <w:p>
@@ -698,9 +1868,35 @@
         </w:numPr>
         <w:spacing w:after="60" w:line="276" w:lineRule="auto"/>
       </w:pPr>
-      <w:r>
-        <w:t>Projektni zadatak ScanFlow aplikacije</w:t>
-      </w:r>
+      <w:proofErr w:type="spellStart"/>
+      <w:r>
+        <w:t>Projektni</w:t>
+      </w:r>
+      <w:proofErr w:type="spellEnd"/>
+      <w:r>
+        <w:t xml:space="preserve"> </w:t>
+      </w:r>
+      <w:proofErr w:type="spellStart"/>
+      <w:r>
+        <w:t>zadatak</w:t>
+      </w:r>
+      <w:proofErr w:type="spellEnd"/>
+      <w:r>
+        <w:t xml:space="preserve"> </w:t>
+      </w:r>
+      <w:proofErr w:type="spellStart"/>
+      <w:r>
+        <w:t>ScanFlow</w:t>
+      </w:r>
+      <w:proofErr w:type="spellEnd"/>
+      <w:r>
+        <w:t xml:space="preserve"> </w:t>
+      </w:r>
+      <w:proofErr w:type="spellStart"/>
+      <w:r>
+        <w:t>aplikacije</w:t>
+      </w:r>
+      <w:proofErr w:type="spellEnd"/>
     </w:p>
     <w:p>
       <w:pPr>
@@ -711,9 +1907,51 @@
         </w:numPr>
         <w:spacing w:after="60" w:line="276" w:lineRule="auto"/>
       </w:pPr>
-      <w:r>
-        <w:t>Uputstvo za pisanje specifikacije scenarija upotrebe funkcionalnosti</w:t>
-      </w:r>
+      <w:proofErr w:type="spellStart"/>
+      <w:r>
+        <w:t>Uputstvo</w:t>
+      </w:r>
+      <w:proofErr w:type="spellEnd"/>
+      <w:r>
+        <w:t xml:space="preserve"> za </w:t>
+      </w:r>
+      <w:proofErr w:type="spellStart"/>
+      <w:r>
+        <w:t>pisanje</w:t>
+      </w:r>
+      <w:proofErr w:type="spellEnd"/>
+      <w:r>
+        <w:t xml:space="preserve"> </w:t>
+      </w:r>
+      <w:proofErr w:type="spellStart"/>
+      <w:r>
+        <w:t>specifikacije</w:t>
+      </w:r>
+      <w:proofErr w:type="spellEnd"/>
+      <w:r>
+        <w:t xml:space="preserve"> </w:t>
+      </w:r>
+      <w:proofErr w:type="spellStart"/>
+      <w:r>
+        <w:t>scenarija</w:t>
+      </w:r>
+      <w:proofErr w:type="spellEnd"/>
+      <w:r>
+        <w:t xml:space="preserve"> </w:t>
+      </w:r>
+      <w:proofErr w:type="spellStart"/>
+      <w:r>
+        <w:t>upotrebe</w:t>
+      </w:r>
+      <w:proofErr w:type="spellEnd"/>
+      <w:r>
+        <w:t xml:space="preserve"> </w:t>
+      </w:r>
+      <w:proofErr w:type="spellStart"/>
+      <w:r>
+        <w:t>funkcionalnosti</w:t>
+      </w:r>
+      <w:proofErr w:type="spellEnd"/>
     </w:p>
     <w:p>
       <w:pPr>
@@ -728,9 +1966,40 @@
           <w:sz w:val="24"/>
           <w:szCs w:val="24"/>
         </w:rPr>
-        <w:t>1.4 Otvorena pitanja</w:t>
+        <w:t xml:space="preserve">1.4 </w:t>
+      </w:r>
+      <w:proofErr w:type="spellStart"/>
+      <w:r>
+        <w:rPr>
+          <w:b/>
+          <w:bCs/>
+          <w:sz w:val="24"/>
+          <w:szCs w:val="24"/>
+        </w:rPr>
+        <w:t>Otvorena</w:t>
+      </w:r>
+      <w:proofErr w:type="spellEnd"/>
+      <w:r>
+        <w:rPr>
+          <w:b/>
+          <w:bCs/>
+          <w:sz w:val="24"/>
+          <w:szCs w:val="24"/>
+        </w:rPr>
+        <w:t xml:space="preserve"> </w:t>
+      </w:r>
+      <w:proofErr w:type="spellStart"/>
+      <w:r>
+        <w:rPr>
+          <w:b/>
+          <w:bCs/>
+          <w:sz w:val="24"/>
+          <w:szCs w:val="24"/>
+        </w:rPr>
+        <w:t>pitanja</w:t>
       </w:r>
       <w:bookmarkEnd w:id="6"/>
+      <w:proofErr w:type="spellEnd"/>
     </w:p>
     <w:tbl>
       <w:tblPr>
@@ -755,12 +2024,6 @@
         <w:gridCol w:w="3135"/>
       </w:tblGrid>
       <w:tr>
-        <w:tblPrEx>
-          <w:tblCellMar>
-            <w:top w:w="0" w:type="dxa"/>
-            <w:bottom w:w="0" w:type="dxa"/>
-          </w:tblCellMar>
-        </w:tblPrEx>
         <w:tc>
           <w:tcPr>
             <w:tcW w:w="3135" w:type="dxa"/>
@@ -780,13 +2043,31 @@
             <w:vAlign w:val="center"/>
           </w:tcPr>
           <w:p>
+            <w:proofErr w:type="spellStart"/>
             <w:r>
               <w:rPr>
                 <w:b/>
                 <w:bCs/>
               </w:rPr>
-              <w:t>Redni broj</w:t>
-            </w:r>
+              <w:t>Redni</w:t>
+            </w:r>
+            <w:proofErr w:type="spellEnd"/>
+            <w:r>
+              <w:rPr>
+                <w:b/>
+                <w:bCs/>
+              </w:rPr>
+              <w:t xml:space="preserve"> </w:t>
+            </w:r>
+            <w:proofErr w:type="spellStart"/>
+            <w:r>
+              <w:rPr>
+                <w:b/>
+                <w:bCs/>
+              </w:rPr>
+              <w:t>broj</w:t>
+            </w:r>
+            <w:proofErr w:type="spellEnd"/>
           </w:p>
         </w:tc>
         <w:tc>
@@ -808,6 +2089,7 @@
             <w:vAlign w:val="center"/>
           </w:tcPr>
           <w:p>
+            <w:proofErr w:type="spellStart"/>
             <w:r>
               <w:rPr>
                 <w:b/>
@@ -815,6 +2097,7 @@
               </w:rPr>
               <w:t>Opis</w:t>
             </w:r>
+            <w:proofErr w:type="spellEnd"/>
           </w:p>
         </w:tc>
         <w:tc>
@@ -836,6 +2119,7 @@
             <w:vAlign w:val="center"/>
           </w:tcPr>
           <w:p>
+            <w:proofErr w:type="spellStart"/>
             <w:r>
               <w:rPr>
                 <w:b/>
@@ -843,16 +2127,11 @@
               </w:rPr>
               <w:t>Rešenje</w:t>
             </w:r>
+            <w:proofErr w:type="spellEnd"/>
           </w:p>
         </w:tc>
       </w:tr>
       <w:tr>
-        <w:tblPrEx>
-          <w:tblCellMar>
-            <w:top w:w="0" w:type="dxa"/>
-            <w:bottom w:w="0" w:type="dxa"/>
-          </w:tblCellMar>
-        </w:tblPrEx>
         <w:tc>
           <w:tcPr>
             <w:tcW w:w="3135" w:type="dxa"/>
@@ -895,7 +2174,87 @@
           </w:tcPr>
           <w:p>
             <w:r>
-              <w:t>Na osnovu kojih tačno podataka sistem određuje da je radnik trenutno na poslu?</w:t>
+              <w:t xml:space="preserve">Na </w:t>
+            </w:r>
+            <w:proofErr w:type="spellStart"/>
+            <w:r>
+              <w:t>osnovu</w:t>
+            </w:r>
+            <w:proofErr w:type="spellEnd"/>
+            <w:r>
+              <w:t xml:space="preserve"> </w:t>
+            </w:r>
+            <w:proofErr w:type="spellStart"/>
+            <w:r>
+              <w:t>kojih</w:t>
+            </w:r>
+            <w:proofErr w:type="spellEnd"/>
+            <w:r>
+              <w:t xml:space="preserve"> </w:t>
+            </w:r>
+            <w:proofErr w:type="spellStart"/>
+            <w:r>
+              <w:t>tačno</w:t>
+            </w:r>
+            <w:proofErr w:type="spellEnd"/>
+            <w:r>
+              <w:t xml:space="preserve"> </w:t>
+            </w:r>
+            <w:proofErr w:type="spellStart"/>
+            <w:r>
+              <w:t>podataka</w:t>
+            </w:r>
+            <w:proofErr w:type="spellEnd"/>
+            <w:r>
+              <w:t xml:space="preserve"> </w:t>
+            </w:r>
+            <w:proofErr w:type="spellStart"/>
+            <w:r>
+              <w:t>sistem</w:t>
+            </w:r>
+            <w:proofErr w:type="spellEnd"/>
+            <w:r>
+              <w:t xml:space="preserve"> </w:t>
+            </w:r>
+            <w:proofErr w:type="spellStart"/>
+            <w:r>
+              <w:t>određuje</w:t>
+            </w:r>
+            <w:proofErr w:type="spellEnd"/>
+            <w:r>
+              <w:t xml:space="preserve"> da je </w:t>
+            </w:r>
+            <w:proofErr w:type="spellStart"/>
+            <w:r>
+              <w:t>radnik</w:t>
+            </w:r>
+            <w:proofErr w:type="spellEnd"/>
+            <w:r>
+              <w:t xml:space="preserve"> </w:t>
+            </w:r>
+            <w:proofErr w:type="spellStart"/>
+            <w:r>
+              <w:t>trenutno</w:t>
+            </w:r>
+            <w:proofErr w:type="spellEnd"/>
+            <w:r>
+              <w:t xml:space="preserve"> </w:t>
+            </w:r>
+            <w:proofErr w:type="spellStart"/>
+            <w:r>
+              <w:t>na</w:t>
+            </w:r>
+            <w:proofErr w:type="spellEnd"/>
+            <w:r>
+              <w:t xml:space="preserve"> </w:t>
+            </w:r>
+            <w:proofErr w:type="spellStart"/>
+            <w:r>
+              <w:t>poslu</w:t>
+            </w:r>
+            <w:proofErr w:type="spellEnd"/>
+            <w:r>
+              <w:t>?</w:t>
             </w:r>
           </w:p>
         </w:tc>
@@ -920,12 +2279,6 @@
         </w:tc>
       </w:tr>
       <w:tr>
-        <w:tblPrEx>
-          <w:tblCellMar>
-            <w:top w:w="0" w:type="dxa"/>
-            <w:bottom w:w="0" w:type="dxa"/>
-          </w:tblCellMar>
-        </w:tblPrEx>
         <w:tc>
           <w:tcPr>
             <w:tcW w:w="3135" w:type="dxa"/>
@@ -968,7 +2321,79 @@
           </w:tcPr>
           <w:p>
             <w:r>
-              <w:t>Da li je potrebno prikazivati i vreme poslednje prijave radnika na posao?</w:t>
+              <w:t xml:space="preserve">Da li je </w:t>
+            </w:r>
+            <w:proofErr w:type="spellStart"/>
+            <w:r>
+              <w:t>potrebno</w:t>
+            </w:r>
+            <w:proofErr w:type="spellEnd"/>
+            <w:r>
+              <w:t xml:space="preserve"> </w:t>
+            </w:r>
+            <w:proofErr w:type="spellStart"/>
+            <w:r>
+              <w:t>prikazivati</w:t>
+            </w:r>
+            <w:proofErr w:type="spellEnd"/>
+            <w:r>
+              <w:t xml:space="preserve"> </w:t>
+            </w:r>
+            <w:proofErr w:type="spellStart"/>
+            <w:r>
+              <w:t>i</w:t>
+            </w:r>
+            <w:proofErr w:type="spellEnd"/>
+            <w:r>
+              <w:t xml:space="preserve"> </w:t>
+            </w:r>
+            <w:proofErr w:type="spellStart"/>
+            <w:r>
+              <w:t>vreme</w:t>
+            </w:r>
+            <w:proofErr w:type="spellEnd"/>
+            <w:r>
+              <w:t xml:space="preserve"> </w:t>
+            </w:r>
+            <w:proofErr w:type="spellStart"/>
+            <w:r>
+              <w:t>poslednje</w:t>
+            </w:r>
+            <w:proofErr w:type="spellEnd"/>
+            <w:r>
+              <w:t xml:space="preserve"> </w:t>
+            </w:r>
+            <w:proofErr w:type="spellStart"/>
+            <w:r>
+              <w:t>prijave</w:t>
+            </w:r>
+            <w:proofErr w:type="spellEnd"/>
+            <w:r>
+              <w:t xml:space="preserve"> </w:t>
+            </w:r>
+            <w:proofErr w:type="spellStart"/>
+            <w:r>
+              <w:t>radnika</w:t>
+            </w:r>
+            <w:proofErr w:type="spellEnd"/>
+            <w:r>
+              <w:t xml:space="preserve"> </w:t>
+            </w:r>
+            <w:proofErr w:type="spellStart"/>
+            <w:r>
+              <w:t>na</w:t>
+            </w:r>
+            <w:proofErr w:type="spellEnd"/>
+            <w:r>
+              <w:t xml:space="preserve"> </w:t>
+            </w:r>
+            <w:proofErr w:type="spellStart"/>
+            <w:r>
+              <w:t>posao</w:t>
+            </w:r>
+            <w:proofErr w:type="spellEnd"/>
+            <w:r>
+              <w:t>?</w:t>
             </w:r>
           </w:p>
         </w:tc>
@@ -993,12 +2418,6 @@
         </w:tc>
       </w:tr>
       <w:tr>
-        <w:tblPrEx>
-          <w:tblCellMar>
-            <w:top w:w="0" w:type="dxa"/>
-            <w:bottom w:w="0" w:type="dxa"/>
-          </w:tblCellMar>
-        </w:tblPrEx>
         <w:tc>
           <w:tcPr>
             <w:tcW w:w="3135" w:type="dxa"/>
@@ -1041,7 +2460,55 @@
           </w:tcPr>
           <w:p>
             <w:r>
-              <w:t>Da li prikaz treba automatski da se osvežava u definisanim intervalima?</w:t>
+              <w:t xml:space="preserve">Da li </w:t>
+            </w:r>
+            <w:proofErr w:type="spellStart"/>
+            <w:r>
+              <w:t>prikaz</w:t>
+            </w:r>
+            <w:proofErr w:type="spellEnd"/>
+            <w:r>
+              <w:t xml:space="preserve"> </w:t>
+            </w:r>
+            <w:proofErr w:type="spellStart"/>
+            <w:r>
+              <w:t>treba</w:t>
+            </w:r>
+            <w:proofErr w:type="spellEnd"/>
+            <w:r>
+              <w:t xml:space="preserve"> </w:t>
+            </w:r>
+            <w:proofErr w:type="spellStart"/>
+            <w:r>
+              <w:t>automatski</w:t>
+            </w:r>
+            <w:proofErr w:type="spellEnd"/>
+            <w:r>
+              <w:t xml:space="preserve"> da se </w:t>
+            </w:r>
+            <w:proofErr w:type="spellStart"/>
+            <w:r>
+              <w:t>osvežava</w:t>
+            </w:r>
+            <w:proofErr w:type="spellEnd"/>
+            <w:r>
+              <w:t xml:space="preserve"> u </w:t>
+            </w:r>
+            <w:proofErr w:type="spellStart"/>
+            <w:r>
+              <w:t>definisanim</w:t>
+            </w:r>
+            <w:proofErr w:type="spellEnd"/>
+            <w:r>
+              <w:t xml:space="preserve"> </w:t>
+            </w:r>
+            <w:proofErr w:type="spellStart"/>
+            <w:r>
+              <w:t>intervalima</w:t>
+            </w:r>
+            <w:proofErr w:type="spellEnd"/>
+            <w:r>
+              <w:t>?</w:t>
             </w:r>
           </w:p>
         </w:tc>
@@ -1080,9 +2547,131 @@
           <w:sz w:val="28"/>
           <w:szCs w:val="28"/>
         </w:rPr>
-        <w:t>2. Scenario prikaza radnika koji su trenutno na poslu</w:t>
+        <w:t xml:space="preserve">2. Scenario </w:t>
+      </w:r>
+      <w:proofErr w:type="spellStart"/>
+      <w:r>
+        <w:rPr>
+          <w:b/>
+          <w:bCs/>
+          <w:color w:val="2B5797"/>
+          <w:sz w:val="28"/>
+          <w:szCs w:val="28"/>
+        </w:rPr>
+        <w:t>prikaza</w:t>
+      </w:r>
+      <w:proofErr w:type="spellEnd"/>
+      <w:r>
+        <w:rPr>
+          <w:b/>
+          <w:bCs/>
+          <w:color w:val="2B5797"/>
+          <w:sz w:val="28"/>
+          <w:szCs w:val="28"/>
+        </w:rPr>
+        <w:t xml:space="preserve"> </w:t>
+      </w:r>
+      <w:proofErr w:type="spellStart"/>
+      <w:r>
+        <w:rPr>
+          <w:b/>
+          <w:bCs/>
+          <w:color w:val="2B5797"/>
+          <w:sz w:val="28"/>
+          <w:szCs w:val="28"/>
+        </w:rPr>
+        <w:t>radnika</w:t>
+      </w:r>
+      <w:proofErr w:type="spellEnd"/>
+      <w:r>
+        <w:rPr>
+          <w:b/>
+          <w:bCs/>
+          <w:color w:val="2B5797"/>
+          <w:sz w:val="28"/>
+          <w:szCs w:val="28"/>
+        </w:rPr>
+        <w:t xml:space="preserve"> koji </w:t>
+      </w:r>
+      <w:proofErr w:type="spellStart"/>
+      <w:r>
+        <w:rPr>
+          <w:b/>
+          <w:bCs/>
+          <w:color w:val="2B5797"/>
+          <w:sz w:val="28"/>
+          <w:szCs w:val="28"/>
+        </w:rPr>
+        <w:t>su</w:t>
+      </w:r>
+      <w:proofErr w:type="spellEnd"/>
+      <w:r>
+        <w:rPr>
+          <w:b/>
+          <w:bCs/>
+          <w:color w:val="2B5797"/>
+          <w:sz w:val="28"/>
+          <w:szCs w:val="28"/>
+        </w:rPr>
+        <w:t xml:space="preserve"> </w:t>
+      </w:r>
+      <w:proofErr w:type="spellStart"/>
+      <w:r>
+        <w:rPr>
+          <w:b/>
+          <w:bCs/>
+          <w:color w:val="2B5797"/>
+          <w:sz w:val="28"/>
+          <w:szCs w:val="28"/>
+        </w:rPr>
+        <w:t>trenutno</w:t>
+      </w:r>
+      <w:proofErr w:type="spellEnd"/>
+      <w:r>
+        <w:rPr>
+          <w:b/>
+          <w:bCs/>
+          <w:color w:val="2B5797"/>
+          <w:sz w:val="28"/>
+          <w:szCs w:val="28"/>
+        </w:rPr>
+        <w:t xml:space="preserve"> </w:t>
+      </w:r>
+      <w:proofErr w:type="spellStart"/>
+      <w:r>
+        <w:rPr>
+          <w:b/>
+          <w:bCs/>
+          <w:color w:val="2B5797"/>
+          <w:sz w:val="28"/>
+          <w:szCs w:val="28"/>
+        </w:rPr>
+        <w:t>na</w:t>
+      </w:r>
+      <w:proofErr w:type="spellEnd"/>
+      <w:r>
+        <w:rPr>
+          <w:b/>
+          <w:bCs/>
+          <w:color w:val="2B5797"/>
+          <w:sz w:val="28"/>
+          <w:szCs w:val="28"/>
+        </w:rPr>
+        <w:t xml:space="preserve"> </w:t>
+      </w:r>
+      <w:proofErr w:type="spellStart"/>
+      <w:r>
+        <w:rPr>
+          <w:b/>
+          <w:bCs/>
+          <w:color w:val="2B5797"/>
+          <w:sz w:val="28"/>
+          <w:szCs w:val="28"/>
+        </w:rPr>
+        <w:t>poslu</w:t>
       </w:r>
       <w:bookmarkEnd w:id="7"/>
+      <w:proofErr w:type="spellEnd"/>
     </w:p>
     <w:p>
       <w:pPr>
@@ -1097,17 +2686,373 @@
           <w:sz w:val="24"/>
           <w:szCs w:val="24"/>
         </w:rPr>
-        <w:t>2.1 Kratak opis</w:t>
+        <w:t xml:space="preserve">2.1 </w:t>
+      </w:r>
+      <w:proofErr w:type="spellStart"/>
+      <w:r>
+        <w:rPr>
+          <w:b/>
+          <w:bCs/>
+          <w:sz w:val="24"/>
+          <w:szCs w:val="24"/>
+        </w:rPr>
+        <w:t>Kratak</w:t>
+      </w:r>
+      <w:proofErr w:type="spellEnd"/>
+      <w:r>
+        <w:rPr>
+          <w:b/>
+          <w:bCs/>
+          <w:sz w:val="24"/>
+          <w:szCs w:val="24"/>
+        </w:rPr>
+        <w:t xml:space="preserve"> </w:t>
+      </w:r>
+      <w:proofErr w:type="spellStart"/>
+      <w:r>
+        <w:rPr>
+          <w:b/>
+          <w:bCs/>
+          <w:sz w:val="24"/>
+          <w:szCs w:val="24"/>
+        </w:rPr>
+        <w:t>opis</w:t>
       </w:r>
       <w:bookmarkEnd w:id="8"/>
+      <w:proofErr w:type="spellEnd"/>
     </w:p>
     <w:p>
       <w:pPr>
         <w:spacing w:after="80" w:line="276" w:lineRule="auto"/>
         <w:ind w:left="360"/>
       </w:pPr>
-      <w:r>
-        <w:t>Ovlašćeni korisnik može u posebnom prikazu da vidi radnike koji su trenutno prisutni na poslu, odnosno one koji imaju evidentiranu prijavu, a nemaju odgovarajuću odjavu. Ova funkcionalnost omogućava brz operativni uvid u trenutno stanje prisustva.</w:t>
+      <w:proofErr w:type="spellStart"/>
+      <w:r>
+        <w:t>Ovlašćeni</w:t>
+      </w:r>
+      <w:proofErr w:type="spellEnd"/>
+      <w:r>
+        <w:t xml:space="preserve"> </w:t>
+      </w:r>
+      <w:proofErr w:type="spellStart"/>
+      <w:r>
+        <w:t>korisnik</w:t>
+      </w:r>
+      <w:proofErr w:type="spellEnd"/>
+      <w:r>
+        <w:t xml:space="preserve"> </w:t>
+      </w:r>
+      <w:proofErr w:type="spellStart"/>
+      <w:r>
+        <w:t>može</w:t>
+      </w:r>
+      <w:proofErr w:type="spellEnd"/>
+      <w:r>
+        <w:t xml:space="preserve"> u </w:t>
+      </w:r>
+      <w:proofErr w:type="spellStart"/>
+      <w:r>
+        <w:t>posebnom</w:t>
+      </w:r>
+      <w:proofErr w:type="spellEnd"/>
+      <w:r>
+        <w:t xml:space="preserve"> </w:t>
+      </w:r>
+      <w:proofErr w:type="spellStart"/>
+      <w:r>
+        <w:t>prikazu</w:t>
+      </w:r>
+      <w:proofErr w:type="spellEnd"/>
+      <w:r>
+        <w:t xml:space="preserve"> da </w:t>
+      </w:r>
+      <w:proofErr w:type="spellStart"/>
+      <w:r>
+        <w:t>vidi</w:t>
+      </w:r>
+      <w:proofErr w:type="spellEnd"/>
+      <w:r>
+        <w:t xml:space="preserve"> </w:t>
+      </w:r>
+      <w:proofErr w:type="spellStart"/>
+      <w:r>
+        <w:t>isključivo</w:t>
+      </w:r>
+      <w:proofErr w:type="spellEnd"/>
+      <w:r>
+        <w:t xml:space="preserve"> </w:t>
+      </w:r>
+      <w:proofErr w:type="spellStart"/>
+      <w:r>
+        <w:t>radnike</w:t>
+      </w:r>
+      <w:proofErr w:type="spellEnd"/>
+      <w:r>
+        <w:t xml:space="preserve"> koji </w:t>
+      </w:r>
+      <w:proofErr w:type="spellStart"/>
+      <w:r>
+        <w:t>su</w:t>
+      </w:r>
+      <w:proofErr w:type="spellEnd"/>
+      <w:r>
+        <w:t xml:space="preserve"> </w:t>
+      </w:r>
+      <w:proofErr w:type="spellStart"/>
+      <w:r>
+        <w:t>trenutno</w:t>
+      </w:r>
+      <w:proofErr w:type="spellEnd"/>
+      <w:r>
+        <w:t xml:space="preserve"> </w:t>
+      </w:r>
+      <w:proofErr w:type="spellStart"/>
+      <w:r>
+        <w:t>prisutni</w:t>
+      </w:r>
+      <w:proofErr w:type="spellEnd"/>
+      <w:r>
+        <w:t xml:space="preserve"> </w:t>
+      </w:r>
+      <w:proofErr w:type="spellStart"/>
+      <w:r>
+        <w:t>na</w:t>
+      </w:r>
+      <w:proofErr w:type="spellEnd"/>
+      <w:r>
+        <w:t xml:space="preserve"> </w:t>
+      </w:r>
+      <w:proofErr w:type="spellStart"/>
+      <w:r>
+        <w:t>poslu</w:t>
+      </w:r>
+      <w:proofErr w:type="spellEnd"/>
+      <w:r>
+        <w:t xml:space="preserve">, </w:t>
+      </w:r>
+      <w:proofErr w:type="spellStart"/>
+      <w:r>
+        <w:t>odnosno</w:t>
+      </w:r>
+      <w:proofErr w:type="spellEnd"/>
+      <w:r>
+        <w:t xml:space="preserve"> one koji </w:t>
+      </w:r>
+      <w:proofErr w:type="spellStart"/>
+      <w:r>
+        <w:t>imaju</w:t>
+      </w:r>
+      <w:proofErr w:type="spellEnd"/>
+      <w:r>
+        <w:t xml:space="preserve"> </w:t>
+      </w:r>
+      <w:proofErr w:type="spellStart"/>
+      <w:r>
+        <w:t>evidentiranu</w:t>
+      </w:r>
+      <w:proofErr w:type="spellEnd"/>
+      <w:r>
+        <w:t xml:space="preserve"> </w:t>
+      </w:r>
+      <w:proofErr w:type="spellStart"/>
+      <w:r>
+        <w:t>prijavu</w:t>
+      </w:r>
+      <w:proofErr w:type="spellEnd"/>
+      <w:r>
+        <w:t xml:space="preserve">, a </w:t>
+      </w:r>
+      <w:proofErr w:type="spellStart"/>
+      <w:r>
+        <w:t>nemaju</w:t>
+      </w:r>
+      <w:proofErr w:type="spellEnd"/>
+      <w:r>
+        <w:t xml:space="preserve"> </w:t>
+      </w:r>
+      <w:proofErr w:type="spellStart"/>
+      <w:r>
+        <w:t>odgovarajuću</w:t>
+      </w:r>
+      <w:proofErr w:type="spellEnd"/>
+      <w:r>
+        <w:t xml:space="preserve"> </w:t>
+      </w:r>
+      <w:proofErr w:type="spellStart"/>
+      <w:r>
+        <w:t>odjavu</w:t>
+      </w:r>
+      <w:proofErr w:type="spellEnd"/>
+      <w:r>
+        <w:t xml:space="preserve">. </w:t>
+      </w:r>
+      <w:proofErr w:type="spellStart"/>
+      <w:r>
+        <w:t>Sistem</w:t>
+      </w:r>
+      <w:proofErr w:type="spellEnd"/>
+      <w:r>
+        <w:t xml:space="preserve"> ne </w:t>
+      </w:r>
+      <w:proofErr w:type="spellStart"/>
+      <w:r>
+        <w:t>prikazuje</w:t>
+      </w:r>
+      <w:proofErr w:type="spellEnd"/>
+      <w:r>
+        <w:t xml:space="preserve"> </w:t>
+      </w:r>
+      <w:proofErr w:type="spellStart"/>
+      <w:r>
+        <w:t>zaposlene</w:t>
+      </w:r>
+      <w:proofErr w:type="spellEnd"/>
+      <w:r>
+        <w:t xml:space="preserve"> koji </w:t>
+      </w:r>
+      <w:proofErr w:type="spellStart"/>
+      <w:r>
+        <w:t>nemaju</w:t>
+      </w:r>
+      <w:proofErr w:type="spellEnd"/>
+      <w:r>
+        <w:t xml:space="preserve"> </w:t>
+      </w:r>
+      <w:proofErr w:type="spellStart"/>
+      <w:r>
+        <w:t>aktivnu</w:t>
+      </w:r>
+      <w:proofErr w:type="spellEnd"/>
+      <w:r>
+        <w:t xml:space="preserve"> </w:t>
+      </w:r>
+      <w:proofErr w:type="spellStart"/>
+      <w:r>
+        <w:t>prijavu</w:t>
+      </w:r>
+      <w:proofErr w:type="spellEnd"/>
+      <w:r>
+        <w:t xml:space="preserve">, </w:t>
+      </w:r>
+      <w:proofErr w:type="spellStart"/>
+      <w:r>
+        <w:t>kao</w:t>
+      </w:r>
+      <w:proofErr w:type="spellEnd"/>
+      <w:r>
+        <w:t xml:space="preserve"> </w:t>
+      </w:r>
+      <w:proofErr w:type="spellStart"/>
+      <w:r>
+        <w:t>ni</w:t>
+      </w:r>
+      <w:proofErr w:type="spellEnd"/>
+      <w:r>
+        <w:t xml:space="preserve"> </w:t>
+      </w:r>
+      <w:proofErr w:type="spellStart"/>
+      <w:r>
+        <w:t>zaposlene</w:t>
+      </w:r>
+      <w:proofErr w:type="spellEnd"/>
+      <w:r>
+        <w:t xml:space="preserve"> koji </w:t>
+      </w:r>
+      <w:proofErr w:type="spellStart"/>
+      <w:r>
+        <w:t>su</w:t>
+      </w:r>
+      <w:proofErr w:type="spellEnd"/>
+      <w:r>
+        <w:t xml:space="preserve"> </w:t>
+      </w:r>
+      <w:proofErr w:type="spellStart"/>
+      <w:r>
+        <w:t>evidentirani</w:t>
+      </w:r>
+      <w:proofErr w:type="spellEnd"/>
+      <w:r>
+        <w:t xml:space="preserve"> </w:t>
+      </w:r>
+      <w:proofErr w:type="spellStart"/>
+      <w:r>
+        <w:t>kao</w:t>
+      </w:r>
+      <w:proofErr w:type="spellEnd"/>
+      <w:r>
+        <w:t xml:space="preserve"> </w:t>
+      </w:r>
+      <w:proofErr w:type="spellStart"/>
+      <w:r>
+        <w:t>odjavljeni</w:t>
+      </w:r>
+      <w:proofErr w:type="spellEnd"/>
+      <w:r>
+        <w:t xml:space="preserve">. Ova </w:t>
+      </w:r>
+      <w:proofErr w:type="spellStart"/>
+      <w:r>
+        <w:t>funkcionalnost</w:t>
+      </w:r>
+      <w:proofErr w:type="spellEnd"/>
+      <w:r>
+        <w:t xml:space="preserve"> </w:t>
+      </w:r>
+      <w:proofErr w:type="spellStart"/>
+      <w:r>
+        <w:t>omogućava</w:t>
+      </w:r>
+      <w:proofErr w:type="spellEnd"/>
+      <w:r>
+        <w:t xml:space="preserve"> </w:t>
+      </w:r>
+      <w:proofErr w:type="spellStart"/>
+      <w:r>
+        <w:t>brz</w:t>
+      </w:r>
+      <w:proofErr w:type="spellEnd"/>
+      <w:r>
+        <w:t xml:space="preserve"> </w:t>
+      </w:r>
+      <w:proofErr w:type="spellStart"/>
+      <w:r>
+        <w:t>operativni</w:t>
+      </w:r>
+      <w:proofErr w:type="spellEnd"/>
+      <w:r>
+        <w:t xml:space="preserve"> </w:t>
+      </w:r>
+      <w:proofErr w:type="spellStart"/>
+      <w:r>
+        <w:t>uvid</w:t>
+      </w:r>
+      <w:proofErr w:type="spellEnd"/>
+      <w:r>
+        <w:t xml:space="preserve"> u </w:t>
+      </w:r>
+      <w:proofErr w:type="spellStart"/>
+      <w:r>
+        <w:t>trenutno</w:t>
+      </w:r>
+      <w:proofErr w:type="spellEnd"/>
+      <w:r>
+        <w:t xml:space="preserve"> </w:t>
+      </w:r>
+      <w:proofErr w:type="spellStart"/>
+      <w:r>
+        <w:t>stanje</w:t>
+      </w:r>
+      <w:proofErr w:type="spellEnd"/>
+      <w:r>
+        <w:t xml:space="preserve"> </w:t>
+      </w:r>
+      <w:proofErr w:type="spellStart"/>
+      <w:r>
+        <w:t>prisustva</w:t>
+      </w:r>
+      <w:proofErr w:type="spellEnd"/>
+      <w:r>
+        <w:t>.</w:t>
       </w:r>
     </w:p>
     <w:p>
@@ -1123,9 +3068,20 @@
           <w:sz w:val="24"/>
           <w:szCs w:val="24"/>
         </w:rPr>
-        <w:t>2.2 Tok događaja</w:t>
+        <w:t xml:space="preserve">2.2 Tok </w:t>
+      </w:r>
+      <w:proofErr w:type="spellStart"/>
+      <w:r>
+        <w:rPr>
+          <w:b/>
+          <w:bCs/>
+          <w:sz w:val="24"/>
+          <w:szCs w:val="24"/>
+        </w:rPr>
+        <w:t>događaja</w:t>
       </w:r>
       <w:bookmarkEnd w:id="9"/>
+      <w:proofErr w:type="spellEnd"/>
     </w:p>
     <w:p>
       <w:pPr>
@@ -1138,9 +3094,130 @@
           <w:b/>
           <w:bCs/>
         </w:rPr>
-        <w:t>2.2.1 Osnovni uspešan scenario – menadžer uspešno pregleda trenutno prisutne radnike</w:t>
+        <w:t xml:space="preserve">2.2.1 </w:t>
+      </w:r>
+      <w:proofErr w:type="spellStart"/>
+      <w:r>
+        <w:rPr>
+          <w:b/>
+          <w:bCs/>
+        </w:rPr>
+        <w:t>Osnovni</w:t>
+      </w:r>
+      <w:proofErr w:type="spellEnd"/>
+      <w:r>
+        <w:rPr>
+          <w:b/>
+          <w:bCs/>
+        </w:rPr>
+        <w:t xml:space="preserve"> </w:t>
+      </w:r>
+      <w:proofErr w:type="spellStart"/>
+      <w:r>
+        <w:rPr>
+          <w:b/>
+          <w:bCs/>
+        </w:rPr>
+        <w:t>uspešan</w:t>
+      </w:r>
+      <w:proofErr w:type="spellEnd"/>
+      <w:r>
+        <w:rPr>
+          <w:b/>
+          <w:bCs/>
+        </w:rPr>
+        <w:t xml:space="preserve"> scenario – </w:t>
+      </w:r>
+      <w:proofErr w:type="spellStart"/>
+      <w:r>
+        <w:rPr>
+          <w:b/>
+          <w:bCs/>
+        </w:rPr>
+        <w:t>menadžer</w:t>
+      </w:r>
+      <w:proofErr w:type="spellEnd"/>
+      <w:r>
+        <w:rPr>
+          <w:b/>
+          <w:bCs/>
+        </w:rPr>
+        <w:t xml:space="preserve"> </w:t>
+      </w:r>
+      <w:proofErr w:type="spellStart"/>
+      <w:r>
+        <w:rPr>
+          <w:b/>
+          <w:bCs/>
+        </w:rPr>
+        <w:t>uspešno</w:t>
+      </w:r>
+      <w:proofErr w:type="spellEnd"/>
+      <w:r>
+        <w:rPr>
+          <w:b/>
+          <w:bCs/>
+        </w:rPr>
+        <w:t xml:space="preserve"> </w:t>
+      </w:r>
+      <w:proofErr w:type="spellStart"/>
+      <w:r>
+        <w:rPr>
+          <w:b/>
+          <w:bCs/>
+        </w:rPr>
+        <w:t>pregleda</w:t>
+      </w:r>
+      <w:proofErr w:type="spellEnd"/>
+      <w:r>
+        <w:rPr>
+          <w:b/>
+          <w:bCs/>
+        </w:rPr>
+        <w:t xml:space="preserve"> </w:t>
+      </w:r>
+      <w:proofErr w:type="spellStart"/>
+      <w:r>
+        <w:rPr>
+          <w:b/>
+          <w:bCs/>
+        </w:rPr>
+        <w:t>trenutno</w:t>
+      </w:r>
+      <w:proofErr w:type="spellEnd"/>
+      <w:r>
+        <w:rPr>
+          <w:b/>
+          <w:bCs/>
+        </w:rPr>
+        <w:t xml:space="preserve"> </w:t>
+      </w:r>
+      <w:proofErr w:type="spellStart"/>
+      <w:r>
+        <w:rPr>
+          <w:b/>
+          <w:bCs/>
+        </w:rPr>
+        <w:t>prisutne</w:t>
+      </w:r>
+      <w:proofErr w:type="spellEnd"/>
+      <w:r>
+        <w:rPr>
+          <w:b/>
+          <w:bCs/>
+        </w:rPr>
+        <w:t xml:space="preserve"> </w:t>
+      </w:r>
+      <w:proofErr w:type="spellStart"/>
+      <w:r>
+        <w:rPr>
+          <w:b/>
+          <w:bCs/>
+        </w:rPr>
+        <w:t>radnike</w:t>
       </w:r>
       <w:bookmarkEnd w:id="10"/>
+      <w:proofErr w:type="spellEnd"/>
     </w:p>
     <w:p>
       <w:pPr>
@@ -1151,8 +3228,45 @@
         </w:numPr>
         <w:spacing w:after="60" w:line="276" w:lineRule="auto"/>
       </w:pPr>
-      <w:r>
-        <w:t>Menadžer se uspešno prijavljuje na sistem.</w:t>
+      <w:proofErr w:type="spellStart"/>
+      <w:r>
+        <w:t>Menadžer</w:t>
+      </w:r>
+      <w:proofErr w:type="spellEnd"/>
+      <w:r>
+        <w:t xml:space="preserve"> se </w:t>
+      </w:r>
+      <w:proofErr w:type="spellStart"/>
+      <w:r>
+        <w:t>uspešno</w:t>
+      </w:r>
+      <w:proofErr w:type="spellEnd"/>
+      <w:r>
+        <w:t xml:space="preserve"> </w:t>
+      </w:r>
+      <w:proofErr w:type="spellStart"/>
+      <w:r>
+        <w:t>prijavljuje</w:t>
+      </w:r>
+      <w:proofErr w:type="spellEnd"/>
+      <w:r>
+        <w:t xml:space="preserve"> </w:t>
+      </w:r>
+      <w:proofErr w:type="spellStart"/>
+      <w:r>
+        <w:t>na</w:t>
+      </w:r>
+      <w:proofErr w:type="spellEnd"/>
+      <w:r>
+        <w:t xml:space="preserve"> </w:t>
+      </w:r>
+      <w:proofErr w:type="spellStart"/>
+      <w:r>
+        <w:t>sistem</w:t>
+      </w:r>
+      <w:proofErr w:type="spellEnd"/>
+      <w:r>
+        <w:t>.</w:t>
       </w:r>
     </w:p>
     <w:p>
@@ -1164,8 +3278,77 @@
         </w:numPr>
         <w:spacing w:after="60" w:line="276" w:lineRule="auto"/>
       </w:pPr>
-      <w:r>
-        <w:t>Menadžer otvara sekciju za prikaz radnika koji su trenutno na poslu.</w:t>
+      <w:proofErr w:type="spellStart"/>
+      <w:r>
+        <w:t>Menadžer</w:t>
+      </w:r>
+      <w:proofErr w:type="spellEnd"/>
+      <w:r>
+        <w:t xml:space="preserve"> </w:t>
+      </w:r>
+      <w:proofErr w:type="spellStart"/>
+      <w:r>
+        <w:t>otvara</w:t>
+      </w:r>
+      <w:proofErr w:type="spellEnd"/>
+      <w:r>
+        <w:t xml:space="preserve"> </w:t>
+      </w:r>
+      <w:proofErr w:type="spellStart"/>
+      <w:r>
+        <w:t>sekciju</w:t>
+      </w:r>
+      <w:proofErr w:type="spellEnd"/>
+      <w:r>
+        <w:t xml:space="preserve"> za </w:t>
+      </w:r>
+      <w:proofErr w:type="spellStart"/>
+      <w:r>
+        <w:t>prikaz</w:t>
+      </w:r>
+      <w:proofErr w:type="spellEnd"/>
+      <w:r>
+        <w:t xml:space="preserve"> </w:t>
+      </w:r>
+      <w:proofErr w:type="spellStart"/>
+      <w:r>
+        <w:t>radnika</w:t>
+      </w:r>
+      <w:proofErr w:type="spellEnd"/>
+      <w:r>
+        <w:t xml:space="preserve"> koji </w:t>
+      </w:r>
+      <w:proofErr w:type="spellStart"/>
+      <w:r>
+        <w:t>su</w:t>
+      </w:r>
+      <w:proofErr w:type="spellEnd"/>
+      <w:r>
+        <w:t xml:space="preserve"> </w:t>
+      </w:r>
+      <w:proofErr w:type="spellStart"/>
+      <w:r>
+        <w:t>trenutno</w:t>
+      </w:r>
+      <w:proofErr w:type="spellEnd"/>
+      <w:r>
+        <w:t xml:space="preserve"> </w:t>
+      </w:r>
+      <w:proofErr w:type="spellStart"/>
+      <w:r>
+        <w:t>na</w:t>
+      </w:r>
+      <w:proofErr w:type="spellEnd"/>
+      <w:r>
+        <w:t xml:space="preserve"> </w:t>
+      </w:r>
+      <w:proofErr w:type="spellStart"/>
+      <w:r>
+        <w:t>poslu</w:t>
+      </w:r>
+      <w:proofErr w:type="spellEnd"/>
+      <w:r>
+        <w:t>.</w:t>
       </w:r>
     </w:p>
     <w:p>
@@ -1177,8 +3360,101 @@
         </w:numPr>
         <w:spacing w:after="60" w:line="276" w:lineRule="auto"/>
       </w:pPr>
-      <w:r>
-        <w:t>Sistem iz evidencije radnog vremena pronalazi radnike koji imaju aktivnu prijavu bez evidentirane odjave.</w:t>
+      <w:proofErr w:type="spellStart"/>
+      <w:r>
+        <w:t>Sistem</w:t>
+      </w:r>
+      <w:proofErr w:type="spellEnd"/>
+      <w:r>
+        <w:t xml:space="preserve"> </w:t>
+      </w:r>
+      <w:proofErr w:type="spellStart"/>
+      <w:r>
+        <w:t>iz</w:t>
+      </w:r>
+      <w:proofErr w:type="spellEnd"/>
+      <w:r>
+        <w:t xml:space="preserve"> </w:t>
+      </w:r>
+      <w:proofErr w:type="spellStart"/>
+      <w:r>
+        <w:t>evidencije</w:t>
+      </w:r>
+      <w:proofErr w:type="spellEnd"/>
+      <w:r>
+        <w:t xml:space="preserve"> </w:t>
+      </w:r>
+      <w:proofErr w:type="spellStart"/>
+      <w:r>
+        <w:t>radnog</w:t>
+      </w:r>
+      <w:proofErr w:type="spellEnd"/>
+      <w:r>
+        <w:t xml:space="preserve"> </w:t>
+      </w:r>
+      <w:proofErr w:type="spellStart"/>
+      <w:r>
+        <w:t>vremena</w:t>
+      </w:r>
+      <w:proofErr w:type="spellEnd"/>
+      <w:r>
+        <w:t xml:space="preserve"> </w:t>
+      </w:r>
+      <w:proofErr w:type="spellStart"/>
+      <w:r>
+        <w:t>pronalazi</w:t>
+      </w:r>
+      <w:proofErr w:type="spellEnd"/>
+      <w:r>
+        <w:t xml:space="preserve"> </w:t>
+      </w:r>
+      <w:proofErr w:type="spellStart"/>
+      <w:r>
+        <w:t>radnike</w:t>
+      </w:r>
+      <w:proofErr w:type="spellEnd"/>
+      <w:r>
+        <w:t xml:space="preserve"> koji </w:t>
+      </w:r>
+      <w:proofErr w:type="spellStart"/>
+      <w:r>
+        <w:t>imaju</w:t>
+      </w:r>
+      <w:proofErr w:type="spellEnd"/>
+      <w:r>
+        <w:t xml:space="preserve"> </w:t>
+      </w:r>
+      <w:proofErr w:type="spellStart"/>
+      <w:r>
+        <w:t>aktivnu</w:t>
+      </w:r>
+      <w:proofErr w:type="spellEnd"/>
+      <w:r>
+        <w:t xml:space="preserve"> </w:t>
+      </w:r>
+      <w:proofErr w:type="spellStart"/>
+      <w:r>
+        <w:t>prijavu</w:t>
+      </w:r>
+      <w:proofErr w:type="spellEnd"/>
+      <w:r>
+        <w:t xml:space="preserve"> bez </w:t>
+      </w:r>
+      <w:proofErr w:type="spellStart"/>
+      <w:r>
+        <w:t>evidentirane</w:t>
+      </w:r>
+      <w:proofErr w:type="spellEnd"/>
+      <w:r>
+        <w:t xml:space="preserve"> </w:t>
+      </w:r>
+      <w:proofErr w:type="spellStart"/>
+      <w:r>
+        <w:t>odjave</w:t>
+      </w:r>
+      <w:proofErr w:type="spellEnd"/>
+      <w:r>
+        <w:t>.</w:t>
       </w:r>
     </w:p>
     <w:p>
@@ -1190,8 +3466,101 @@
         </w:numPr>
         <w:spacing w:after="60" w:line="276" w:lineRule="auto"/>
       </w:pPr>
-      <w:r>
-        <w:t>Sistem formira listu trenutno prisutnih radnika.</w:t>
+      <w:proofErr w:type="spellStart"/>
+      <w:r>
+        <w:t>Sistem</w:t>
+      </w:r>
+      <w:proofErr w:type="spellEnd"/>
+      <w:r>
+        <w:t xml:space="preserve"> </w:t>
+      </w:r>
+      <w:proofErr w:type="spellStart"/>
+      <w:r>
+        <w:t>filtrira</w:t>
+      </w:r>
+      <w:proofErr w:type="spellEnd"/>
+      <w:r>
+        <w:t xml:space="preserve"> </w:t>
+      </w:r>
+      <w:proofErr w:type="spellStart"/>
+      <w:r>
+        <w:t>sve</w:t>
+      </w:r>
+      <w:proofErr w:type="spellEnd"/>
+      <w:r>
+        <w:t xml:space="preserve"> </w:t>
+      </w:r>
+      <w:proofErr w:type="spellStart"/>
+      <w:r>
+        <w:t>zaposlene</w:t>
+      </w:r>
+      <w:proofErr w:type="spellEnd"/>
+      <w:r>
+        <w:t xml:space="preserve"> </w:t>
+      </w:r>
+      <w:proofErr w:type="spellStart"/>
+      <w:r>
+        <w:t>i</w:t>
+      </w:r>
+      <w:proofErr w:type="spellEnd"/>
+      <w:r>
+        <w:t xml:space="preserve"> </w:t>
+      </w:r>
+      <w:proofErr w:type="spellStart"/>
+      <w:r>
+        <w:t>zadržava</w:t>
+      </w:r>
+      <w:proofErr w:type="spellEnd"/>
+      <w:r>
+        <w:t xml:space="preserve"> </w:t>
+      </w:r>
+      <w:proofErr w:type="spellStart"/>
+      <w:r>
+        <w:t>samo</w:t>
+      </w:r>
+      <w:proofErr w:type="spellEnd"/>
+      <w:r>
+        <w:t xml:space="preserve"> </w:t>
+      </w:r>
+      <w:proofErr w:type="spellStart"/>
+      <w:r>
+        <w:t>radnike</w:t>
+      </w:r>
+      <w:proofErr w:type="spellEnd"/>
+      <w:r>
+        <w:t xml:space="preserve"> koji </w:t>
+      </w:r>
+      <w:proofErr w:type="spellStart"/>
+      <w:r>
+        <w:t>ispunjavaju</w:t>
+      </w:r>
+      <w:proofErr w:type="spellEnd"/>
+      <w:r>
+        <w:t xml:space="preserve"> </w:t>
+      </w:r>
+      <w:proofErr w:type="spellStart"/>
+      <w:r>
+        <w:t>uslov</w:t>
+      </w:r>
+      <w:proofErr w:type="spellEnd"/>
+      <w:r>
+        <w:t xml:space="preserve"> </w:t>
+      </w:r>
+      <w:proofErr w:type="spellStart"/>
+      <w:r>
+        <w:t>trenutne</w:t>
+      </w:r>
+      <w:proofErr w:type="spellEnd"/>
+      <w:r>
+        <w:t xml:space="preserve"> </w:t>
+      </w:r>
+      <w:proofErr w:type="spellStart"/>
+      <w:r>
+        <w:t>prisutnosti</w:t>
+      </w:r>
+      <w:proofErr w:type="spellEnd"/>
+      <w:r>
+        <w:t>.</w:t>
       </w:r>
     </w:p>
     <w:p>
@@ -1203,8 +3572,54 @@
         </w:numPr>
         <w:spacing w:after="60" w:line="276" w:lineRule="auto"/>
       </w:pPr>
-      <w:r>
-        <w:t>Sistem prikazuje listu sa osnovnim podacima o radnicima i vremenom njihove prijave.</w:t>
+      <w:proofErr w:type="spellStart"/>
+      <w:r>
+        <w:lastRenderedPageBreak/>
+        <w:t>Sistem</w:t>
+      </w:r>
+      <w:proofErr w:type="spellEnd"/>
+      <w:r>
+        <w:t xml:space="preserve"> </w:t>
+      </w:r>
+      <w:proofErr w:type="spellStart"/>
+      <w:r>
+        <w:t>formira</w:t>
+      </w:r>
+      <w:proofErr w:type="spellEnd"/>
+      <w:r>
+        <w:t xml:space="preserve"> </w:t>
+      </w:r>
+      <w:proofErr w:type="spellStart"/>
+      <w:r>
+        <w:t>listu</w:t>
+      </w:r>
+      <w:proofErr w:type="spellEnd"/>
+      <w:r>
+        <w:t xml:space="preserve"> </w:t>
+      </w:r>
+      <w:proofErr w:type="spellStart"/>
+      <w:r>
+        <w:t>trenutno</w:t>
+      </w:r>
+      <w:proofErr w:type="spellEnd"/>
+      <w:r>
+        <w:t xml:space="preserve"> </w:t>
+      </w:r>
+      <w:proofErr w:type="spellStart"/>
+      <w:r>
+        <w:t>prisutnih</w:t>
+      </w:r>
+      <w:proofErr w:type="spellEnd"/>
+      <w:r>
+        <w:t xml:space="preserve"> </w:t>
+      </w:r>
+      <w:proofErr w:type="spellStart"/>
+      <w:r>
+        <w:t>radnika</w:t>
+      </w:r>
+      <w:proofErr w:type="spellEnd"/>
+      <w:r>
+        <w:t>.</w:t>
       </w:r>
     </w:p>
     <w:p>
@@ -1214,27 +3629,269 @@
           <w:ilvl w:val="0"/>
           <w:numId w:val="3"/>
         </w:numPr>
-        <w:spacing w:after="60" w:line="276" w:lineRule="auto"/>
-      </w:pPr>
-      <w:r>
-        <w:t>Menadžer po potrebi osvežava prikaz ili nastavlja rad u sistemu.</w:t>
-      </w:r>
-    </w:p>
-    <w:p>
-      <w:pPr>
         <w:spacing w:before="100" w:after="40" w:line="264" w:lineRule="auto"/>
         <w:ind w:left="720"/>
       </w:pPr>
       <w:bookmarkStart w:id="11" w:name="sec_2_2_2"/>
-      <w:r>
-        <w:rPr>
-          <w:b/>
-          <w:bCs/>
-        </w:rPr>
-        <w:lastRenderedPageBreak/>
-        <w:t>2.2.2 Alternativan scenario – trenutno nema radnika na poslu</w:t>
+      <w:proofErr w:type="spellStart"/>
+      <w:r>
+        <w:t>Sistem</w:t>
+      </w:r>
+      <w:proofErr w:type="spellEnd"/>
+      <w:r>
+        <w:t xml:space="preserve"> </w:t>
+      </w:r>
+      <w:proofErr w:type="spellStart"/>
+      <w:r>
+        <w:t>prikazuje</w:t>
+      </w:r>
+      <w:proofErr w:type="spellEnd"/>
+      <w:r>
+        <w:t xml:space="preserve"> </w:t>
+      </w:r>
+      <w:proofErr w:type="spellStart"/>
+      <w:r>
+        <w:t>listu</w:t>
+      </w:r>
+      <w:proofErr w:type="spellEnd"/>
+      <w:r>
+        <w:t xml:space="preserve"> </w:t>
+      </w:r>
+      <w:proofErr w:type="spellStart"/>
+      <w:r>
+        <w:t>sa</w:t>
+      </w:r>
+      <w:proofErr w:type="spellEnd"/>
+      <w:r>
+        <w:t xml:space="preserve"> </w:t>
+      </w:r>
+      <w:proofErr w:type="spellStart"/>
+      <w:r>
+        <w:t>osnovnim</w:t>
+      </w:r>
+      <w:proofErr w:type="spellEnd"/>
+      <w:r>
+        <w:t xml:space="preserve"> </w:t>
+      </w:r>
+      <w:proofErr w:type="spellStart"/>
+      <w:r>
+        <w:t>podacima</w:t>
+      </w:r>
+      <w:proofErr w:type="spellEnd"/>
+      <w:r>
+        <w:t xml:space="preserve"> o </w:t>
+      </w:r>
+      <w:proofErr w:type="spellStart"/>
+      <w:r>
+        <w:t>radnicima</w:t>
+      </w:r>
+      <w:proofErr w:type="spellEnd"/>
+      <w:r>
+        <w:t xml:space="preserve"> </w:t>
+      </w:r>
+      <w:proofErr w:type="spellStart"/>
+      <w:r>
+        <w:t>i</w:t>
+      </w:r>
+      <w:proofErr w:type="spellEnd"/>
+      <w:r>
+        <w:t xml:space="preserve"> </w:t>
+      </w:r>
+      <w:proofErr w:type="spellStart"/>
+      <w:r>
+        <w:t>vremenom</w:t>
+      </w:r>
+      <w:proofErr w:type="spellEnd"/>
+      <w:r>
+        <w:t xml:space="preserve"> </w:t>
+      </w:r>
+      <w:proofErr w:type="spellStart"/>
+      <w:r>
+        <w:t>njihove</w:t>
+      </w:r>
+      <w:proofErr w:type="spellEnd"/>
+      <w:r>
+        <w:t xml:space="preserve"> </w:t>
+      </w:r>
+      <w:proofErr w:type="spellStart"/>
+      <w:r>
+        <w:t>prijave</w:t>
+      </w:r>
+      <w:proofErr w:type="spellEnd"/>
+      <w:r>
+        <w:t>.</w:t>
+      </w:r>
+    </w:p>
+    <w:p>
+      <w:pPr>
+        <w:pStyle w:val="ListParagraph"/>
+        <w:numPr>
+          <w:ilvl w:val="0"/>
+          <w:numId w:val="3"/>
+        </w:numPr>
+        <w:spacing w:before="100" w:after="40" w:line="264" w:lineRule="auto"/>
+        <w:ind w:left="720"/>
+      </w:pPr>
+      <w:proofErr w:type="spellStart"/>
+      <w:r>
+        <w:t>Menadžer</w:t>
+      </w:r>
+      <w:proofErr w:type="spellEnd"/>
+      <w:r>
+        <w:t xml:space="preserve"> po </w:t>
+      </w:r>
+      <w:proofErr w:type="spellStart"/>
+      <w:r>
+        <w:t>potrebi</w:t>
+      </w:r>
+      <w:proofErr w:type="spellEnd"/>
+      <w:r>
+        <w:t xml:space="preserve"> </w:t>
+      </w:r>
+      <w:proofErr w:type="spellStart"/>
+      <w:r>
+        <w:t>osvežava</w:t>
+      </w:r>
+      <w:proofErr w:type="spellEnd"/>
+      <w:r>
+        <w:t xml:space="preserve"> </w:t>
+      </w:r>
+      <w:proofErr w:type="spellStart"/>
+      <w:r>
+        <w:t>prikaz</w:t>
+      </w:r>
+      <w:proofErr w:type="spellEnd"/>
+      <w:r>
+        <w:t xml:space="preserve"> </w:t>
+      </w:r>
+      <w:proofErr w:type="spellStart"/>
+      <w:r>
+        <w:t>ili</w:t>
+      </w:r>
+      <w:proofErr w:type="spellEnd"/>
+      <w:r>
+        <w:t xml:space="preserve"> </w:t>
+      </w:r>
+      <w:proofErr w:type="spellStart"/>
+      <w:r>
+        <w:t>nastavlja</w:t>
+      </w:r>
+      <w:proofErr w:type="spellEnd"/>
+      <w:r>
+        <w:t xml:space="preserve"> rad u </w:t>
+      </w:r>
+      <w:proofErr w:type="spellStart"/>
+      <w:r>
+        <w:t>sistemu</w:t>
+      </w:r>
+      <w:proofErr w:type="spellEnd"/>
+      <w:r>
+        <w:t>.</w:t>
+      </w:r>
+    </w:p>
+    <w:p>
+      <w:pPr>
+        <w:pStyle w:val="ListParagraph"/>
+        <w:spacing w:before="100" w:after="40" w:line="264" w:lineRule="auto"/>
+        <w:ind w:left="720"/>
+      </w:pPr>
+      <w:r>
+        <w:rPr>
+          <w:b/>
+          <w:bCs/>
+        </w:rPr>
+        <w:t xml:space="preserve">2.2.2 </w:t>
+      </w:r>
+      <w:proofErr w:type="spellStart"/>
+      <w:r>
+        <w:rPr>
+          <w:b/>
+          <w:bCs/>
+        </w:rPr>
+        <w:t>Alternativan</w:t>
+      </w:r>
+      <w:proofErr w:type="spellEnd"/>
+      <w:r>
+        <w:rPr>
+          <w:b/>
+          <w:bCs/>
+        </w:rPr>
+        <w:t xml:space="preserve"> scenario – </w:t>
+      </w:r>
+      <w:proofErr w:type="spellStart"/>
+      <w:r>
+        <w:rPr>
+          <w:b/>
+          <w:bCs/>
+        </w:rPr>
+        <w:t>trenutno</w:t>
+      </w:r>
+      <w:proofErr w:type="spellEnd"/>
+      <w:r>
+        <w:rPr>
+          <w:b/>
+          <w:bCs/>
+        </w:rPr>
+        <w:t xml:space="preserve"> </w:t>
+      </w:r>
+      <w:proofErr w:type="spellStart"/>
+      <w:r>
+        <w:rPr>
+          <w:b/>
+          <w:bCs/>
+        </w:rPr>
+        <w:t>nema</w:t>
+      </w:r>
+      <w:proofErr w:type="spellEnd"/>
+      <w:r>
+        <w:rPr>
+          <w:b/>
+          <w:bCs/>
+        </w:rPr>
+        <w:t xml:space="preserve"> </w:t>
+      </w:r>
+      <w:proofErr w:type="spellStart"/>
+      <w:r>
+        <w:rPr>
+          <w:b/>
+          <w:bCs/>
+        </w:rPr>
+        <w:t>radnika</w:t>
+      </w:r>
+      <w:proofErr w:type="spellEnd"/>
+      <w:r>
+        <w:rPr>
+          <w:b/>
+          <w:bCs/>
+        </w:rPr>
+        <w:t xml:space="preserve"> </w:t>
+      </w:r>
+      <w:proofErr w:type="spellStart"/>
+      <w:r>
+        <w:rPr>
+          <w:b/>
+          <w:bCs/>
+        </w:rPr>
+        <w:t>na</w:t>
+      </w:r>
+      <w:proofErr w:type="spellEnd"/>
+      <w:r>
+        <w:rPr>
+          <w:b/>
+          <w:bCs/>
+        </w:rPr>
+        <w:t xml:space="preserve"> </w:t>
+      </w:r>
+      <w:proofErr w:type="spellStart"/>
+      <w:r>
+        <w:rPr>
+          <w:b/>
+          <w:bCs/>
+        </w:rPr>
+        <w:t>poslu</w:t>
       </w:r>
       <w:bookmarkEnd w:id="11"/>
+      <w:proofErr w:type="spellEnd"/>
     </w:p>
     <w:p>
       <w:pPr>
@@ -1245,8 +3902,61 @@
         </w:numPr>
         <w:spacing w:after="60" w:line="276" w:lineRule="auto"/>
       </w:pPr>
-      <w:r>
-        <w:t>Akcije 1–2 iste su kao u osnovnom uspešnom scenariju.</w:t>
+      <w:proofErr w:type="spellStart"/>
+      <w:r>
+        <w:t>Akcije</w:t>
+      </w:r>
+      <w:proofErr w:type="spellEnd"/>
+      <w:r>
+        <w:t xml:space="preserve"> 1–2 </w:t>
+      </w:r>
+      <w:proofErr w:type="spellStart"/>
+      <w:r>
+        <w:t>iste</w:t>
+      </w:r>
+      <w:proofErr w:type="spellEnd"/>
+      <w:r>
+        <w:t xml:space="preserve"> </w:t>
+      </w:r>
+      <w:proofErr w:type="spellStart"/>
+      <w:r>
+        <w:t>su</w:t>
+      </w:r>
+      <w:proofErr w:type="spellEnd"/>
+      <w:r>
+        <w:t xml:space="preserve"> </w:t>
+      </w:r>
+      <w:proofErr w:type="spellStart"/>
+      <w:r>
+        <w:t>kao</w:t>
+      </w:r>
+      <w:proofErr w:type="spellEnd"/>
+      <w:r>
+        <w:t xml:space="preserve"> u </w:t>
+      </w:r>
+      <w:proofErr w:type="spellStart"/>
+      <w:r>
+        <w:t>osnovnom</w:t>
+      </w:r>
+      <w:proofErr w:type="spellEnd"/>
+      <w:r>
+        <w:t xml:space="preserve"> </w:t>
+      </w:r>
+      <w:proofErr w:type="spellStart"/>
+      <w:r>
+        <w:t>uspešnom</w:t>
+      </w:r>
+      <w:proofErr w:type="spellEnd"/>
+      <w:r>
+        <w:t xml:space="preserve"> </w:t>
+      </w:r>
+      <w:proofErr w:type="spellStart"/>
+      <w:r>
+        <w:t>scenariju</w:t>
+      </w:r>
+      <w:proofErr w:type="spellEnd"/>
+      <w:r>
+        <w:t>.</w:t>
       </w:r>
     </w:p>
     <w:p>
@@ -1258,8 +3968,45 @@
         </w:numPr>
         <w:spacing w:after="60" w:line="276" w:lineRule="auto"/>
       </w:pPr>
-      <w:r>
-        <w:t>Sistem proverava evidenciju aktivnih prijava.</w:t>
+      <w:proofErr w:type="spellStart"/>
+      <w:r>
+        <w:t>Sistem</w:t>
+      </w:r>
+      <w:proofErr w:type="spellEnd"/>
+      <w:r>
+        <w:t xml:space="preserve"> </w:t>
+      </w:r>
+      <w:proofErr w:type="spellStart"/>
+      <w:r>
+        <w:t>proverava</w:t>
+      </w:r>
+      <w:proofErr w:type="spellEnd"/>
+      <w:r>
+        <w:t xml:space="preserve"> </w:t>
+      </w:r>
+      <w:proofErr w:type="spellStart"/>
+      <w:r>
+        <w:t>evidenciju</w:t>
+      </w:r>
+      <w:proofErr w:type="spellEnd"/>
+      <w:r>
+        <w:t xml:space="preserve"> </w:t>
+      </w:r>
+      <w:proofErr w:type="spellStart"/>
+      <w:r>
+        <w:t>aktivnih</w:t>
+      </w:r>
+      <w:proofErr w:type="spellEnd"/>
+      <w:r>
+        <w:t xml:space="preserve"> </w:t>
+      </w:r>
+      <w:proofErr w:type="spellStart"/>
+      <w:r>
+        <w:t>prijava</w:t>
+      </w:r>
+      <w:proofErr w:type="spellEnd"/>
+      <w:r>
+        <w:t>.</w:t>
       </w:r>
     </w:p>
     <w:p>
@@ -1271,8 +4018,77 @@
         </w:numPr>
         <w:spacing w:after="60" w:line="276" w:lineRule="auto"/>
       </w:pPr>
-      <w:r>
-        <w:t>Sistem utvrđuje da nema radnika koji su trenutno prijavljeni kao prisutni.</w:t>
+      <w:proofErr w:type="spellStart"/>
+      <w:r>
+        <w:t>Sistem</w:t>
+      </w:r>
+      <w:proofErr w:type="spellEnd"/>
+      <w:r>
+        <w:t xml:space="preserve"> </w:t>
+      </w:r>
+      <w:proofErr w:type="spellStart"/>
+      <w:r>
+        <w:t>utvrđuje</w:t>
+      </w:r>
+      <w:proofErr w:type="spellEnd"/>
+      <w:r>
+        <w:t xml:space="preserve"> da </w:t>
+      </w:r>
+      <w:proofErr w:type="spellStart"/>
+      <w:r>
+        <w:t>nema</w:t>
+      </w:r>
+      <w:proofErr w:type="spellEnd"/>
+      <w:r>
+        <w:t xml:space="preserve"> </w:t>
+      </w:r>
+      <w:proofErr w:type="spellStart"/>
+      <w:r>
+        <w:t>radnika</w:t>
+      </w:r>
+      <w:proofErr w:type="spellEnd"/>
+      <w:r>
+        <w:t xml:space="preserve"> koji </w:t>
+      </w:r>
+      <w:proofErr w:type="spellStart"/>
+      <w:r>
+        <w:t>su</w:t>
+      </w:r>
+      <w:proofErr w:type="spellEnd"/>
+      <w:r>
+        <w:t xml:space="preserve"> </w:t>
+      </w:r>
+      <w:proofErr w:type="spellStart"/>
+      <w:r>
+        <w:t>trenutno</w:t>
+      </w:r>
+      <w:proofErr w:type="spellEnd"/>
+      <w:r>
+        <w:t xml:space="preserve"> </w:t>
+      </w:r>
+      <w:proofErr w:type="spellStart"/>
+      <w:r>
+        <w:t>prijavljeni</w:t>
+      </w:r>
+      <w:proofErr w:type="spellEnd"/>
+      <w:r>
+        <w:t xml:space="preserve"> </w:t>
+      </w:r>
+      <w:proofErr w:type="spellStart"/>
+      <w:r>
+        <w:t>kao</w:t>
+      </w:r>
+      <w:proofErr w:type="spellEnd"/>
+      <w:r>
+        <w:t xml:space="preserve"> </w:t>
+      </w:r>
+      <w:proofErr w:type="spellStart"/>
+      <w:r>
+        <w:t>prisutni</w:t>
+      </w:r>
+      <w:proofErr w:type="spellEnd"/>
+      <w:r>
+        <w:t>.</w:t>
       </w:r>
     </w:p>
     <w:p>
@@ -1284,8 +4100,69 @@
         </w:numPr>
         <w:spacing w:after="60" w:line="276" w:lineRule="auto"/>
       </w:pPr>
-      <w:r>
-        <w:t>Sistem prikazuje poruku da trenutno nema radnika na poslu.</w:t>
+      <w:proofErr w:type="spellStart"/>
+      <w:r>
+        <w:t>Sistem</w:t>
+      </w:r>
+      <w:proofErr w:type="spellEnd"/>
+      <w:r>
+        <w:t xml:space="preserve"> </w:t>
+      </w:r>
+      <w:proofErr w:type="spellStart"/>
+      <w:r>
+        <w:t>prikazuje</w:t>
+      </w:r>
+      <w:proofErr w:type="spellEnd"/>
+      <w:r>
+        <w:t xml:space="preserve"> </w:t>
+      </w:r>
+      <w:proofErr w:type="spellStart"/>
+      <w:r>
+        <w:t>poruku</w:t>
+      </w:r>
+      <w:proofErr w:type="spellEnd"/>
+      <w:r>
+        <w:t xml:space="preserve"> da </w:t>
+      </w:r>
+      <w:proofErr w:type="spellStart"/>
+      <w:r>
+        <w:t>trenutno</w:t>
+      </w:r>
+      <w:proofErr w:type="spellEnd"/>
+      <w:r>
+        <w:t xml:space="preserve"> </w:t>
+      </w:r>
+      <w:proofErr w:type="spellStart"/>
+      <w:r>
+        <w:t>nema</w:t>
+      </w:r>
+      <w:proofErr w:type="spellEnd"/>
+      <w:r>
+        <w:t xml:space="preserve"> </w:t>
+      </w:r>
+      <w:proofErr w:type="spellStart"/>
+      <w:r>
+        <w:t>radnika</w:t>
+      </w:r>
+      <w:proofErr w:type="spellEnd"/>
+      <w:r>
+        <w:t xml:space="preserve"> </w:t>
+      </w:r>
+      <w:proofErr w:type="spellStart"/>
+      <w:r>
+        <w:t>na</w:t>
+      </w:r>
+      <w:proofErr w:type="spellEnd"/>
+      <w:r>
+        <w:t xml:space="preserve"> </w:t>
+      </w:r>
+      <w:proofErr w:type="spellStart"/>
+      <w:r>
+        <w:t>poslu</w:t>
+      </w:r>
+      <w:proofErr w:type="spellEnd"/>
+      <w:r>
+        <w:t>.</w:t>
       </w:r>
     </w:p>
     <w:p>
@@ -1299,9 +4176,98 @@
           <w:b/>
           <w:bCs/>
         </w:rPr>
-        <w:t>2.2.3 Alternativan scenario – podaci o prisustvu nisu trenutno dostupni</w:t>
+        <w:t xml:space="preserve">2.2.3 </w:t>
+      </w:r>
+      <w:proofErr w:type="spellStart"/>
+      <w:r>
+        <w:rPr>
+          <w:b/>
+          <w:bCs/>
+        </w:rPr>
+        <w:t>Alternativan</w:t>
+      </w:r>
+      <w:proofErr w:type="spellEnd"/>
+      <w:r>
+        <w:rPr>
+          <w:b/>
+          <w:bCs/>
+        </w:rPr>
+        <w:t xml:space="preserve"> scenario – </w:t>
+      </w:r>
+      <w:proofErr w:type="spellStart"/>
+      <w:r>
+        <w:rPr>
+          <w:b/>
+          <w:bCs/>
+        </w:rPr>
+        <w:t>podaci</w:t>
+      </w:r>
+      <w:proofErr w:type="spellEnd"/>
+      <w:r>
+        <w:rPr>
+          <w:b/>
+          <w:bCs/>
+        </w:rPr>
+        <w:t xml:space="preserve"> o </w:t>
+      </w:r>
+      <w:proofErr w:type="spellStart"/>
+      <w:r>
+        <w:rPr>
+          <w:b/>
+          <w:bCs/>
+        </w:rPr>
+        <w:t>prisustvu</w:t>
+      </w:r>
+      <w:proofErr w:type="spellEnd"/>
+      <w:r>
+        <w:rPr>
+          <w:b/>
+          <w:bCs/>
+        </w:rPr>
+        <w:t xml:space="preserve"> </w:t>
+      </w:r>
+      <w:proofErr w:type="spellStart"/>
+      <w:r>
+        <w:rPr>
+          <w:b/>
+          <w:bCs/>
+        </w:rPr>
+        <w:t>nisu</w:t>
+      </w:r>
+      <w:proofErr w:type="spellEnd"/>
+      <w:r>
+        <w:rPr>
+          <w:b/>
+          <w:bCs/>
+        </w:rPr>
+        <w:t xml:space="preserve"> </w:t>
+      </w:r>
+      <w:proofErr w:type="spellStart"/>
+      <w:r>
+        <w:rPr>
+          <w:b/>
+          <w:bCs/>
+        </w:rPr>
+        <w:t>trenutno</w:t>
+      </w:r>
+      <w:proofErr w:type="spellEnd"/>
+      <w:r>
+        <w:rPr>
+          <w:b/>
+          <w:bCs/>
+        </w:rPr>
+        <w:t xml:space="preserve"> </w:t>
+      </w:r>
+      <w:proofErr w:type="spellStart"/>
+      <w:r>
+        <w:rPr>
+          <w:b/>
+          <w:bCs/>
+        </w:rPr>
+        <w:t>dostupni</w:t>
       </w:r>
       <w:bookmarkEnd w:id="12"/>
+      <w:proofErr w:type="spellEnd"/>
     </w:p>
     <w:p>
       <w:pPr>
@@ -1312,8 +4278,61 @@
         </w:numPr>
         <w:spacing w:after="60" w:line="276" w:lineRule="auto"/>
       </w:pPr>
-      <w:r>
-        <w:t>Akcije 1–2 iste su kao u osnovnom uspešnom scenariju.</w:t>
+      <w:proofErr w:type="spellStart"/>
+      <w:r>
+        <w:t>Akcije</w:t>
+      </w:r>
+      <w:proofErr w:type="spellEnd"/>
+      <w:r>
+        <w:t xml:space="preserve"> 1–2 </w:t>
+      </w:r>
+      <w:proofErr w:type="spellStart"/>
+      <w:r>
+        <w:t>iste</w:t>
+      </w:r>
+      <w:proofErr w:type="spellEnd"/>
+      <w:r>
+        <w:t xml:space="preserve"> </w:t>
+      </w:r>
+      <w:proofErr w:type="spellStart"/>
+      <w:r>
+        <w:t>su</w:t>
+      </w:r>
+      <w:proofErr w:type="spellEnd"/>
+      <w:r>
+        <w:t xml:space="preserve"> </w:t>
+      </w:r>
+      <w:proofErr w:type="spellStart"/>
+      <w:r>
+        <w:t>kao</w:t>
+      </w:r>
+      <w:proofErr w:type="spellEnd"/>
+      <w:r>
+        <w:t xml:space="preserve"> u </w:t>
+      </w:r>
+      <w:proofErr w:type="spellStart"/>
+      <w:r>
+        <w:t>osnovnom</w:t>
+      </w:r>
+      <w:proofErr w:type="spellEnd"/>
+      <w:r>
+        <w:t xml:space="preserve"> </w:t>
+      </w:r>
+      <w:proofErr w:type="spellStart"/>
+      <w:r>
+        <w:t>uspešnom</w:t>
+      </w:r>
+      <w:proofErr w:type="spellEnd"/>
+      <w:r>
+        <w:t xml:space="preserve"> </w:t>
+      </w:r>
+      <w:proofErr w:type="spellStart"/>
+      <w:r>
+        <w:t>scenariju</w:t>
+      </w:r>
+      <w:proofErr w:type="spellEnd"/>
+      <w:r>
+        <w:t>.</w:t>
       </w:r>
     </w:p>
     <w:p>
@@ -1325,8 +4344,45 @@
         </w:numPr>
         <w:spacing w:after="60" w:line="276" w:lineRule="auto"/>
       </w:pPr>
-      <w:r>
-        <w:t>Sistem pokušava da učita podatke o prisustvu.</w:t>
+      <w:proofErr w:type="spellStart"/>
+      <w:r>
+        <w:t>Sistem</w:t>
+      </w:r>
+      <w:proofErr w:type="spellEnd"/>
+      <w:r>
+        <w:t xml:space="preserve"> </w:t>
+      </w:r>
+      <w:proofErr w:type="spellStart"/>
+      <w:r>
+        <w:t>pokušava</w:t>
+      </w:r>
+      <w:proofErr w:type="spellEnd"/>
+      <w:r>
+        <w:t xml:space="preserve"> da </w:t>
+      </w:r>
+      <w:proofErr w:type="spellStart"/>
+      <w:r>
+        <w:t>učita</w:t>
+      </w:r>
+      <w:proofErr w:type="spellEnd"/>
+      <w:r>
+        <w:t xml:space="preserve"> </w:t>
+      </w:r>
+      <w:proofErr w:type="spellStart"/>
+      <w:r>
+        <w:t>podatke</w:t>
+      </w:r>
+      <w:proofErr w:type="spellEnd"/>
+      <w:r>
+        <w:t xml:space="preserve"> o </w:t>
+      </w:r>
+      <w:proofErr w:type="spellStart"/>
+      <w:r>
+        <w:t>prisustvu</w:t>
+      </w:r>
+      <w:proofErr w:type="spellEnd"/>
+      <w:r>
+        <w:t>.</w:t>
       </w:r>
     </w:p>
     <w:p>
@@ -1338,8 +4394,69 @@
         </w:numPr>
         <w:spacing w:after="60" w:line="276" w:lineRule="auto"/>
       </w:pPr>
-      <w:r>
-        <w:t>Dolazi do greške pri pristupu evidenciji ili osvežavanju prikaza.</w:t>
+      <w:proofErr w:type="spellStart"/>
+      <w:r>
+        <w:t>Dolazi</w:t>
+      </w:r>
+      <w:proofErr w:type="spellEnd"/>
+      <w:r>
+        <w:t xml:space="preserve"> do </w:t>
+      </w:r>
+      <w:proofErr w:type="spellStart"/>
+      <w:r>
+        <w:t>greške</w:t>
+      </w:r>
+      <w:proofErr w:type="spellEnd"/>
+      <w:r>
+        <w:t xml:space="preserve"> </w:t>
+      </w:r>
+      <w:proofErr w:type="spellStart"/>
+      <w:r>
+        <w:t>pri</w:t>
+      </w:r>
+      <w:proofErr w:type="spellEnd"/>
+      <w:r>
+        <w:t xml:space="preserve"> </w:t>
+      </w:r>
+      <w:proofErr w:type="spellStart"/>
+      <w:r>
+        <w:t>pristupu</w:t>
+      </w:r>
+      <w:proofErr w:type="spellEnd"/>
+      <w:r>
+        <w:t xml:space="preserve"> </w:t>
+      </w:r>
+      <w:proofErr w:type="spellStart"/>
+      <w:r>
+        <w:t>evidenciji</w:t>
+      </w:r>
+      <w:proofErr w:type="spellEnd"/>
+      <w:r>
+        <w:t xml:space="preserve"> </w:t>
+      </w:r>
+      <w:proofErr w:type="spellStart"/>
+      <w:r>
+        <w:t>ili</w:t>
+      </w:r>
+      <w:proofErr w:type="spellEnd"/>
+      <w:r>
+        <w:t xml:space="preserve"> </w:t>
+      </w:r>
+      <w:proofErr w:type="spellStart"/>
+      <w:r>
+        <w:t>osvežavanju</w:t>
+      </w:r>
+      <w:proofErr w:type="spellEnd"/>
+      <w:r>
+        <w:t xml:space="preserve"> </w:t>
+      </w:r>
+      <w:proofErr w:type="spellStart"/>
+      <w:r>
+        <w:t>prikaza</w:t>
+      </w:r>
+      <w:proofErr w:type="spellEnd"/>
+      <w:r>
+        <w:t>.</w:t>
       </w:r>
     </w:p>
     <w:p>
@@ -1351,8 +4468,69 @@
         </w:numPr>
         <w:spacing w:after="60" w:line="276" w:lineRule="auto"/>
       </w:pPr>
-      <w:r>
-        <w:t>Sistem prikazuje poruku o grešci i mogućnost ponovnog učitavanja.</w:t>
+      <w:proofErr w:type="spellStart"/>
+      <w:r>
+        <w:t>Sistem</w:t>
+      </w:r>
+      <w:proofErr w:type="spellEnd"/>
+      <w:r>
+        <w:t xml:space="preserve"> </w:t>
+      </w:r>
+      <w:proofErr w:type="spellStart"/>
+      <w:r>
+        <w:t>prikazuje</w:t>
+      </w:r>
+      <w:proofErr w:type="spellEnd"/>
+      <w:r>
+        <w:t xml:space="preserve"> </w:t>
+      </w:r>
+      <w:proofErr w:type="spellStart"/>
+      <w:r>
+        <w:t>poruku</w:t>
+      </w:r>
+      <w:proofErr w:type="spellEnd"/>
+      <w:r>
+        <w:t xml:space="preserve"> o </w:t>
+      </w:r>
+      <w:proofErr w:type="spellStart"/>
+      <w:r>
+        <w:t>grešci</w:t>
+      </w:r>
+      <w:proofErr w:type="spellEnd"/>
+      <w:r>
+        <w:t xml:space="preserve"> </w:t>
+      </w:r>
+      <w:proofErr w:type="spellStart"/>
+      <w:r>
+        <w:t>i</w:t>
+      </w:r>
+      <w:proofErr w:type="spellEnd"/>
+      <w:r>
+        <w:t xml:space="preserve"> </w:t>
+      </w:r>
+      <w:proofErr w:type="spellStart"/>
+      <w:r>
+        <w:t>mogućnost</w:t>
+      </w:r>
+      <w:proofErr w:type="spellEnd"/>
+      <w:r>
+        <w:t xml:space="preserve"> </w:t>
+      </w:r>
+      <w:proofErr w:type="spellStart"/>
+      <w:r>
+        <w:t>ponovnog</w:t>
+      </w:r>
+      <w:proofErr w:type="spellEnd"/>
+      <w:r>
+        <w:t xml:space="preserve"> </w:t>
+      </w:r>
+      <w:proofErr w:type="spellStart"/>
+      <w:r>
+        <w:t>učitavanja</w:t>
+      </w:r>
+      <w:proofErr w:type="spellEnd"/>
+      <w:r>
+        <w:t>.</w:t>
       </w:r>
     </w:p>
     <w:p>
@@ -1368,9 +4546,40 @@
           <w:sz w:val="24"/>
           <w:szCs w:val="24"/>
         </w:rPr>
-        <w:t>2.3 Posebni zahtevi</w:t>
+        <w:t xml:space="preserve">2.3 </w:t>
+      </w:r>
+      <w:proofErr w:type="spellStart"/>
+      <w:r>
+        <w:rPr>
+          <w:b/>
+          <w:bCs/>
+          <w:sz w:val="24"/>
+          <w:szCs w:val="24"/>
+        </w:rPr>
+        <w:t>Posebni</w:t>
+      </w:r>
+      <w:proofErr w:type="spellEnd"/>
+      <w:r>
+        <w:rPr>
+          <w:b/>
+          <w:bCs/>
+          <w:sz w:val="24"/>
+          <w:szCs w:val="24"/>
+        </w:rPr>
+        <w:t xml:space="preserve"> </w:t>
+      </w:r>
+      <w:proofErr w:type="spellStart"/>
+      <w:r>
+        <w:rPr>
+          <w:b/>
+          <w:bCs/>
+          <w:sz w:val="24"/>
+          <w:szCs w:val="24"/>
+        </w:rPr>
+        <w:t>zahtevi</w:t>
       </w:r>
       <w:bookmarkEnd w:id="13"/>
+      <w:proofErr w:type="spellEnd"/>
     </w:p>
     <w:p>
       <w:pPr>
@@ -1381,8 +4590,13 @@
         </w:numPr>
         <w:spacing w:after="60" w:line="276" w:lineRule="auto"/>
       </w:pPr>
-      <w:r>
-        <w:t>Nema.</w:t>
+      <w:proofErr w:type="spellStart"/>
+      <w:r>
+        <w:t>Nema</w:t>
+      </w:r>
+      <w:proofErr w:type="spellEnd"/>
+      <w:r>
+        <w:t>.</w:t>
       </w:r>
     </w:p>
     <w:p>
@@ -1398,9 +4612,20 @@
           <w:sz w:val="24"/>
           <w:szCs w:val="24"/>
         </w:rPr>
-        <w:t>2.4 Preduslovi</w:t>
+        <w:t xml:space="preserve">2.4 </w:t>
+      </w:r>
+      <w:proofErr w:type="spellStart"/>
+      <w:r>
+        <w:rPr>
+          <w:b/>
+          <w:bCs/>
+          <w:sz w:val="24"/>
+          <w:szCs w:val="24"/>
+        </w:rPr>
+        <w:t>Preduslovi</w:t>
       </w:r>
       <w:bookmarkEnd w:id="14"/>
+      <w:proofErr w:type="spellEnd"/>
     </w:p>
     <w:p>
       <w:pPr>
@@ -1411,8 +4636,53 @@
         </w:numPr>
         <w:spacing w:after="60" w:line="276" w:lineRule="auto"/>
       </w:pPr>
-      <w:r>
-        <w:t>Korisnik je uspešno ulogovan sa odgovarajućom ulogom.</w:t>
+      <w:proofErr w:type="spellStart"/>
+      <w:r>
+        <w:t>Korisnik</w:t>
+      </w:r>
+      <w:proofErr w:type="spellEnd"/>
+      <w:r>
+        <w:t xml:space="preserve"> je </w:t>
+      </w:r>
+      <w:proofErr w:type="spellStart"/>
+      <w:r>
+        <w:t>uspešno</w:t>
+      </w:r>
+      <w:proofErr w:type="spellEnd"/>
+      <w:r>
+        <w:t xml:space="preserve"> </w:t>
+      </w:r>
+      <w:proofErr w:type="spellStart"/>
+      <w:r>
+        <w:t>ulogovan</w:t>
+      </w:r>
+      <w:proofErr w:type="spellEnd"/>
+      <w:r>
+        <w:t xml:space="preserve"> </w:t>
+      </w:r>
+      <w:proofErr w:type="spellStart"/>
+      <w:r>
+        <w:t>sa</w:t>
+      </w:r>
+      <w:proofErr w:type="spellEnd"/>
+      <w:r>
+        <w:t xml:space="preserve"> </w:t>
+      </w:r>
+      <w:proofErr w:type="spellStart"/>
+      <w:r>
+        <w:t>odgovarajućom</w:t>
+      </w:r>
+      <w:proofErr w:type="spellEnd"/>
+      <w:r>
+        <w:t xml:space="preserve"> </w:t>
+      </w:r>
+      <w:proofErr w:type="spellStart"/>
+      <w:r>
+        <w:t>ulogom</w:t>
+      </w:r>
+      <w:proofErr w:type="spellEnd"/>
+      <w:r>
+        <w:t>.</w:t>
       </w:r>
     </w:p>
     <w:p>
@@ -1424,8 +4694,53 @@
         </w:numPr>
         <w:spacing w:after="60" w:line="276" w:lineRule="auto"/>
       </w:pPr>
-      <w:r>
-        <w:t>Sistem beleži prijave i odjave radnika.</w:t>
+      <w:proofErr w:type="spellStart"/>
+      <w:r>
+        <w:t>Sistem</w:t>
+      </w:r>
+      <w:proofErr w:type="spellEnd"/>
+      <w:r>
+        <w:t xml:space="preserve"> </w:t>
+      </w:r>
+      <w:proofErr w:type="spellStart"/>
+      <w:r>
+        <w:t>beleži</w:t>
+      </w:r>
+      <w:proofErr w:type="spellEnd"/>
+      <w:r>
+        <w:t xml:space="preserve"> </w:t>
+      </w:r>
+      <w:proofErr w:type="spellStart"/>
+      <w:r>
+        <w:t>prijave</w:t>
+      </w:r>
+      <w:proofErr w:type="spellEnd"/>
+      <w:r>
+        <w:t xml:space="preserve"> </w:t>
+      </w:r>
+      <w:proofErr w:type="spellStart"/>
+      <w:r>
+        <w:t>i</w:t>
+      </w:r>
+      <w:proofErr w:type="spellEnd"/>
+      <w:r>
+        <w:t xml:space="preserve"> </w:t>
+      </w:r>
+      <w:proofErr w:type="spellStart"/>
+      <w:r>
+        <w:t>odjave</w:t>
+      </w:r>
+      <w:proofErr w:type="spellEnd"/>
+      <w:r>
+        <w:t xml:space="preserve"> </w:t>
+      </w:r>
+      <w:proofErr w:type="spellStart"/>
+      <w:r>
+        <w:t>radnika</w:t>
+      </w:r>
+      <w:proofErr w:type="spellEnd"/>
+      <w:r>
+        <w:t>.</w:t>
       </w:r>
     </w:p>
     <w:p>
@@ -1441,9 +4756,20 @@
           <w:sz w:val="24"/>
           <w:szCs w:val="24"/>
         </w:rPr>
-        <w:t>2.5 Posledice</w:t>
+        <w:t xml:space="preserve">2.5 </w:t>
+      </w:r>
+      <w:proofErr w:type="spellStart"/>
+      <w:r>
+        <w:rPr>
+          <w:b/>
+          <w:bCs/>
+          <w:sz w:val="24"/>
+          <w:szCs w:val="24"/>
+        </w:rPr>
+        <w:t>Posledice</w:t>
       </w:r>
       <w:bookmarkEnd w:id="15"/>
+      <w:proofErr w:type="spellEnd"/>
     </w:p>
     <w:p>
       <w:pPr>
@@ -1454,8 +4780,53 @@
         </w:numPr>
         <w:spacing w:after="60" w:line="276" w:lineRule="auto"/>
       </w:pPr>
-      <w:r>
-        <w:t>Menadžer dobija uvid u trenutno prisutne radnike.</w:t>
+      <w:proofErr w:type="spellStart"/>
+      <w:r>
+        <w:t>Menadžer</w:t>
+      </w:r>
+      <w:proofErr w:type="spellEnd"/>
+      <w:r>
+        <w:t xml:space="preserve"> </w:t>
+      </w:r>
+      <w:proofErr w:type="spellStart"/>
+      <w:r>
+        <w:t>dobija</w:t>
+      </w:r>
+      <w:proofErr w:type="spellEnd"/>
+      <w:r>
+        <w:t xml:space="preserve"> </w:t>
+      </w:r>
+      <w:proofErr w:type="spellStart"/>
+      <w:r>
+        <w:t>uvid</w:t>
+      </w:r>
+      <w:proofErr w:type="spellEnd"/>
+      <w:r>
+        <w:t xml:space="preserve"> u </w:t>
+      </w:r>
+      <w:proofErr w:type="spellStart"/>
+      <w:r>
+        <w:t>trenutno</w:t>
+      </w:r>
+      <w:proofErr w:type="spellEnd"/>
+      <w:r>
+        <w:t xml:space="preserve"> </w:t>
+      </w:r>
+      <w:proofErr w:type="spellStart"/>
+      <w:r>
+        <w:t>prisutne</w:t>
+      </w:r>
+      <w:proofErr w:type="spellEnd"/>
+      <w:r>
+        <w:t xml:space="preserve"> </w:t>
+      </w:r>
+      <w:proofErr w:type="spellStart"/>
+      <w:r>
+        <w:t>radnike</w:t>
+      </w:r>
+      <w:proofErr w:type="spellEnd"/>
+      <w:r>
+        <w:t>.</w:t>
       </w:r>
     </w:p>
     <w:p>
@@ -1468,7 +4839,111 @@
         <w:spacing w:after="60" w:line="276" w:lineRule="auto"/>
       </w:pPr>
       <w:r>
-        <w:t>Ne dolazi do izmene podataka, ali se prikaz može koristiti za operativno upravljanje smenom i rasporedom rada.</w:t>
+        <w:t xml:space="preserve">Ne </w:t>
+      </w:r>
+      <w:proofErr w:type="spellStart"/>
+      <w:r>
+        <w:t>dolazi</w:t>
+      </w:r>
+      <w:proofErr w:type="spellEnd"/>
+      <w:r>
+        <w:t xml:space="preserve"> do </w:t>
+      </w:r>
+      <w:proofErr w:type="spellStart"/>
+      <w:r>
+        <w:t>izmene</w:t>
+      </w:r>
+      <w:proofErr w:type="spellEnd"/>
+      <w:r>
+        <w:t xml:space="preserve"> </w:t>
+      </w:r>
+      <w:proofErr w:type="spellStart"/>
+      <w:r>
+        <w:t>podataka</w:t>
+      </w:r>
+      <w:proofErr w:type="spellEnd"/>
+      <w:r>
+        <w:t xml:space="preserve">, </w:t>
+      </w:r>
+      <w:proofErr w:type="spellStart"/>
+      <w:r>
+        <w:t>ali</w:t>
+      </w:r>
+      <w:proofErr w:type="spellEnd"/>
+      <w:r>
+        <w:t xml:space="preserve"> se </w:t>
+      </w:r>
+      <w:proofErr w:type="spellStart"/>
+      <w:r>
+        <w:t>prikaz</w:t>
+      </w:r>
+      <w:proofErr w:type="spellEnd"/>
+      <w:r>
+        <w:t xml:space="preserve"> </w:t>
+      </w:r>
+      <w:proofErr w:type="spellStart"/>
+      <w:r>
+        <w:t>može</w:t>
+      </w:r>
+      <w:proofErr w:type="spellEnd"/>
+      <w:r>
+        <w:t xml:space="preserve"> </w:t>
+      </w:r>
+      <w:proofErr w:type="spellStart"/>
+      <w:r>
+        <w:t>koristiti</w:t>
+      </w:r>
+      <w:proofErr w:type="spellEnd"/>
+      <w:r>
+        <w:t xml:space="preserve"> za </w:t>
+      </w:r>
+      <w:proofErr w:type="spellStart"/>
+      <w:r>
+        <w:t>operativno</w:t>
+      </w:r>
+      <w:proofErr w:type="spellEnd"/>
+      <w:r>
+        <w:t xml:space="preserve"> </w:t>
+      </w:r>
+      <w:proofErr w:type="spellStart"/>
+      <w:r>
+        <w:t>upravljanje</w:t>
+      </w:r>
+      <w:proofErr w:type="spellEnd"/>
+      <w:r>
+        <w:t xml:space="preserve"> </w:t>
+      </w:r>
+      <w:proofErr w:type="spellStart"/>
+      <w:r>
+        <w:t>smenom</w:t>
+      </w:r>
+      <w:proofErr w:type="spellEnd"/>
+      <w:r>
+        <w:t xml:space="preserve"> </w:t>
+      </w:r>
+      <w:proofErr w:type="spellStart"/>
+      <w:r>
+        <w:t>i</w:t>
+      </w:r>
+      <w:proofErr w:type="spellEnd"/>
+      <w:r>
+        <w:t xml:space="preserve"> </w:t>
+      </w:r>
+      <w:proofErr w:type="spellStart"/>
+      <w:r>
+        <w:t>rasporedom</w:t>
+      </w:r>
+      <w:proofErr w:type="spellEnd"/>
+      <w:r>
+        <w:t xml:space="preserve"> </w:t>
+      </w:r>
+      <w:proofErr w:type="spellStart"/>
+      <w:r>
+        <w:t>rada</w:t>
+      </w:r>
+      <w:proofErr w:type="spellEnd"/>
+      <w:r>
+        <w:t>.</w:t>
       </w:r>
     </w:p>
     <w:sectPr>
@@ -2480,7 +5955,6 @@
   <w:style w:type="character" w:default="1" w:styleId="DefaultParagraphFont">
     <w:name w:val="Default Paragraph Font"/>
     <w:uiPriority w:val="1"/>
-    <w:semiHidden/>
     <w:unhideWhenUsed/>
   </w:style>
   <w:style w:type="table" w:default="1" w:styleId="TableNormal">
